--- a/31_Rudolf_Duala_Manga_Bell_Student_Worksheet.docx
+++ b/31_Rudolf_Duala_Manga_Bell_Student_Worksheet.docx
@@ -143,7 +143,7 @@
           <w:color w:val="5E5E5E"/>
           <w:sz w:val="20"/>
         </w:rPr>
-        <w:t xml:space="preserve">STUDENT WORKSHEET  ·  AGES 11–16  ·  60 MINUTES</w:t>
+        <w:t xml:space="preserve">STUDENT WORKSHEET  ·  AGES 11–16  ·  45–60 MINUTES</w:t>
       </w:r>
     </w:p>
     <w:tbl>
@@ -405,7 +405,7 @@
           <w:color w:val="1A1A1A"/>
           <w:sz w:val="27"/>
         </w:rPr>
-        <w:t xml:space="preserve">2.  Do Now</w:t>
+        <w:t xml:space="preserve">2.  Warm-Up</w:t>
       </w:r>
     </w:p>
     <w:p>
@@ -1027,10 +1027,10 @@
           <w:rFonts w:ascii="Aptos" w:hAnsi="Aptos"/>
           <w:b/>
           <w:i w:val="0"/>
-          <w:color w:val="007A3D"/>
+          <w:color w:val="CE1126"/>
           <w:sz w:val="21"/>
         </w:rPr>
-        <w:t xml:space="preserve">Word match: draw a line from each word to its meaning.</w:t>
+        <w:t xml:space="preserve">Key words</w:t>
       </w:r>
     </w:p>
     <w:tbl>
@@ -1041,9 +1041,8 @@
         <w:tblLook w:firstColumn="1" w:firstRow="1" w:lastColumn="0" w:lastRow="0" w:noHBand="0" w:noVBand="1" w:val="04A0"/>
       </w:tblPr>
       <w:tblGrid>
-        <w:gridCol w:w="1814"/>
-        <w:gridCol w:w="1814"/>
-        <w:gridCol w:w="5613"/>
+        <w:gridCol w:w="2835"/>
+        <w:gridCol w:w="6406"/>
       </w:tblGrid>
       <w:tr>
         <w:trPr>
@@ -1051,7 +1050,7 @@
         </w:trPr>
         <w:tc>
           <w:tcPr>
-            <w:tcW w:type="dxa" w:w="1814"/>
+            <w:tcW w:type="dxa" w:w="2835"/>
             <w:tcBorders>
               <w:top w:val="single" w:sz="6" w:space="0" w:color="007A3D"/>
               <w:left w:val="single" w:sz="6" w:space="0" w:color="007A3D"/>
@@ -1079,47 +1078,13 @@
                 <w:color w:val="FFFFFF"/>
                 <w:sz w:val="21"/>
               </w:rPr>
-              <w:t xml:space="preserve">Word</w:t>
-            </w:r>
-          </w:p>
-        </w:tc>
-        <w:tc>
-          <w:tcPr>
-            <w:tcW w:type="dxa" w:w="1814"/>
-            <w:tcBorders>
-              <w:top w:val="single" w:sz="6" w:space="0" w:color="007A3D"/>
-              <w:left w:val="single" w:sz="6" w:space="0" w:color="007A3D"/>
-              <w:bottom w:val="single" w:sz="6" w:space="0" w:color="007A3D"/>
-              <w:right w:val="single" w:sz="6" w:space="0" w:color="007A3D"/>
-            </w:tcBorders>
-            <w:shd w:val="clear" w:color="auto" w:fill="007A3D"/>
-            <w:tcMar>
-              <w:top w:w="80" w:type="dxa"/>
-              <w:left w:w="140" w:type="dxa"/>
-              <w:bottom w:w="80" w:type="dxa"/>
-              <w:right w:w="140" w:type="dxa"/>
-            </w:tcMar>
-          </w:tcPr>
-          <w:p>
-            <w:pPr>
-              <w:keepNext/>
-              <w:spacing w:after="0"/>
-            </w:pPr>
-            <w:r>
-              <w:rPr>
-                <w:rFonts w:ascii="Aptos" w:hAnsi="Aptos"/>
-                <w:b/>
-                <w:i w:val="0"/>
-                <w:color w:val="FFFFFF"/>
-                <w:sz w:val="21"/>
-              </w:rPr>
-              <w:t xml:space="preserve"/>
-            </w:r>
-          </w:p>
-        </w:tc>
-        <w:tc>
-          <w:tcPr>
-            <w:tcW w:type="dxa" w:w="5613"/>
+              <w:t xml:space="preserve">Key word</w:t>
+            </w:r>
+          </w:p>
+        </w:tc>
+        <w:tc>
+          <w:tcPr>
+            <w:tcW w:type="dxa" w:w="6406"/>
             <w:tcBorders>
               <w:top w:val="single" w:sz="6" w:space="0" w:color="007A3D"/>
               <w:left w:val="single" w:sz="6" w:space="0" w:color="007A3D"/>
@@ -1158,7 +1123,7 @@
         </w:trPr>
         <w:tc>
           <w:tcPr>
-            <w:tcW w:type="dxa" w:w="1814"/>
+            <w:tcW w:type="dxa" w:w="2835"/>
             <w:tcBorders>
               <w:top w:val="single" w:sz="4" w:space="0" w:color="D9C58A"/>
               <w:left w:val="single" w:sz="4" w:space="0" w:color="D9C58A"/>
@@ -1191,42 +1156,7 @@
         </w:tc>
         <w:tc>
           <w:tcPr>
-            <w:tcW w:type="dxa" w:w="1814"/>
-            <w:tcBorders>
-              <w:top w:val="single" w:sz="4" w:space="0" w:color="D9C58A"/>
-              <w:left w:val="single" w:sz="4" w:space="0" w:color="D9C58A"/>
-              <w:bottom w:val="single" w:sz="4" w:space="0" w:color="D9C58A"/>
-              <w:right w:val="single" w:sz="4" w:space="0" w:color="D9C58A"/>
-            </w:tcBorders>
-            <w:tcMar>
-              <w:top w:w="80" w:type="dxa"/>
-              <w:left w:w="140" w:type="dxa"/>
-              <w:bottom w:w="80" w:type="dxa"/>
-              <w:right w:w="140" w:type="dxa"/>
-            </w:tcMar>
-            <w:vAlign w:val="center"/>
-          </w:tcPr>
-          <w:p>
-            <w:pPr>
-              <w:keepNext/>
-              <w:spacing w:after="0"/>
-              <w:jc w:val="center"/>
-            </w:pPr>
-            <w:r>
-              <w:rPr>
-                <w:rFonts w:ascii="Aptos" w:hAnsi="Aptos"/>
-                <w:b/>
-                <w:i w:val="0"/>
-                <w:color w:val="1A1A1A"/>
-                <w:sz w:val="24"/>
-              </w:rPr>
-              <w:t xml:space="preserve">●            ●</w:t>
-            </w:r>
-          </w:p>
-        </w:tc>
-        <w:tc>
-          <w:tcPr>
-            <w:tcW w:type="dxa" w:w="5613"/>
+            <w:tcW w:type="dxa" w:w="6406"/>
             <w:tcBorders>
               <w:top w:val="single" w:sz="4" w:space="0" w:color="D9C58A"/>
               <w:left w:val="single" w:sz="4" w:space="0" w:color="D9C58A"/>
@@ -1253,7 +1183,7 @@
                 <w:color w:val="1A1A1A"/>
                 <w:sz w:val="20"/>
               </w:rPr>
-              <w:t xml:space="preserve">Taking land away from its owners</w:t>
+              <w:t xml:space="preserve">a country controlled by another country</w:t>
             </w:r>
           </w:p>
         </w:tc>
@@ -1264,7 +1194,7 @@
         </w:trPr>
         <w:tc>
           <w:tcPr>
-            <w:tcW w:type="dxa" w:w="1814"/>
+            <w:tcW w:type="dxa" w:w="2835"/>
             <w:tcBorders>
               <w:top w:val="single" w:sz="4" w:space="0" w:color="D9C58A"/>
               <w:left w:val="single" w:sz="4" w:space="0" w:color="D9C58A"/>
@@ -1297,42 +1227,7 @@
         </w:tc>
         <w:tc>
           <w:tcPr>
-            <w:tcW w:type="dxa" w:w="1814"/>
-            <w:tcBorders>
-              <w:top w:val="single" w:sz="4" w:space="0" w:color="D9C58A"/>
-              <w:left w:val="single" w:sz="4" w:space="0" w:color="D9C58A"/>
-              <w:bottom w:val="single" w:sz="4" w:space="0" w:color="D9C58A"/>
-              <w:right w:val="single" w:sz="4" w:space="0" w:color="D9C58A"/>
-            </w:tcBorders>
-            <w:tcMar>
-              <w:top w:w="80" w:type="dxa"/>
-              <w:left w:w="140" w:type="dxa"/>
-              <w:bottom w:w="80" w:type="dxa"/>
-              <w:right w:w="140" w:type="dxa"/>
-            </w:tcMar>
-            <w:vAlign w:val="center"/>
-          </w:tcPr>
-          <w:p>
-            <w:pPr>
-              <w:keepNext/>
-              <w:spacing w:after="0"/>
-              <w:jc w:val="center"/>
-            </w:pPr>
-            <w:r>
-              <w:rPr>
-                <w:rFonts w:ascii="Aptos" w:hAnsi="Aptos"/>
-                <w:b/>
-                <w:i w:val="0"/>
-                <w:color w:val="1A1A1A"/>
-                <w:sz w:val="24"/>
-              </w:rPr>
-              <w:t xml:space="preserve">●            ●</w:t>
-            </w:r>
-          </w:p>
-        </w:tc>
-        <w:tc>
-          <w:tcPr>
-            <w:tcW w:type="dxa" w:w="5613"/>
+            <w:tcW w:type="dxa" w:w="6406"/>
             <w:tcBorders>
               <w:top w:val="single" w:sz="4" w:space="0" w:color="D9C58A"/>
               <w:left w:val="single" w:sz="4" w:space="0" w:color="D9C58A"/>
@@ -1359,7 +1254,7 @@
                 <w:color w:val="1A1A1A"/>
                 <w:sz w:val="20"/>
               </w:rPr>
-              <w:t xml:space="preserve">A country controlled by another country</w:t>
+              <w:t xml:space="preserve">a formal written request signed by people</w:t>
             </w:r>
           </w:p>
         </w:tc>
@@ -1370,7 +1265,7 @@
         </w:trPr>
         <w:tc>
           <w:tcPr>
-            <w:tcW w:type="dxa" w:w="1814"/>
+            <w:tcW w:type="dxa" w:w="2835"/>
             <w:tcBorders>
               <w:top w:val="single" w:sz="4" w:space="0" w:color="D9C58A"/>
               <w:left w:val="single" w:sz="4" w:space="0" w:color="D9C58A"/>
@@ -1403,42 +1298,7 @@
         </w:tc>
         <w:tc>
           <w:tcPr>
-            <w:tcW w:type="dxa" w:w="1814"/>
-            <w:tcBorders>
-              <w:top w:val="single" w:sz="4" w:space="0" w:color="D9C58A"/>
-              <w:left w:val="single" w:sz="4" w:space="0" w:color="D9C58A"/>
-              <w:bottom w:val="single" w:sz="4" w:space="0" w:color="D9C58A"/>
-              <w:right w:val="single" w:sz="4" w:space="0" w:color="D9C58A"/>
-            </w:tcBorders>
-            <w:tcMar>
-              <w:top w:w="80" w:type="dxa"/>
-              <w:left w:w="140" w:type="dxa"/>
-              <w:bottom w:w="80" w:type="dxa"/>
-              <w:right w:w="140" w:type="dxa"/>
-            </w:tcMar>
-            <w:vAlign w:val="center"/>
-          </w:tcPr>
-          <w:p>
-            <w:pPr>
-              <w:keepNext/>
-              <w:spacing w:after="0"/>
-              <w:jc w:val="center"/>
-            </w:pPr>
-            <w:r>
-              <w:rPr>
-                <w:rFonts w:ascii="Aptos" w:hAnsi="Aptos"/>
-                <w:b/>
-                <w:i w:val="0"/>
-                <w:color w:val="1A1A1A"/>
-                <w:sz w:val="24"/>
-              </w:rPr>
-              <w:t xml:space="preserve">●            ●</w:t>
-            </w:r>
-          </w:p>
-        </w:tc>
-        <w:tc>
-          <w:tcPr>
-            <w:tcW w:type="dxa" w:w="5613"/>
+            <w:tcW w:type="dxa" w:w="6406"/>
             <w:tcBorders>
               <w:top w:val="single" w:sz="4" w:space="0" w:color="D9C58A"/>
               <w:left w:val="single" w:sz="4" w:space="0" w:color="D9C58A"/>
@@ -1465,7 +1325,7 @@
                 <w:color w:val="1A1A1A"/>
                 <w:sz w:val="20"/>
               </w:rPr>
-              <w:t xml:space="preserve">The crime of betraying your country's rulers</w:t>
+              <w:t xml:space="preserve">a written agreement between leaders</w:t>
             </w:r>
           </w:p>
         </w:tc>
@@ -1476,7 +1336,7 @@
         </w:trPr>
         <w:tc>
           <w:tcPr>
-            <w:tcW w:type="dxa" w:w="1814"/>
+            <w:tcW w:type="dxa" w:w="2835"/>
             <w:tcBorders>
               <w:top w:val="single" w:sz="4" w:space="0" w:color="D9C58A"/>
               <w:left w:val="single" w:sz="4" w:space="0" w:color="D9C58A"/>
@@ -1509,42 +1369,7 @@
         </w:tc>
         <w:tc>
           <w:tcPr>
-            <w:tcW w:type="dxa" w:w="1814"/>
-            <w:tcBorders>
-              <w:top w:val="single" w:sz="4" w:space="0" w:color="D9C58A"/>
-              <w:left w:val="single" w:sz="4" w:space="0" w:color="D9C58A"/>
-              <w:bottom w:val="single" w:sz="4" w:space="0" w:color="D9C58A"/>
-              <w:right w:val="single" w:sz="4" w:space="0" w:color="D9C58A"/>
-            </w:tcBorders>
-            <w:tcMar>
-              <w:top w:w="80" w:type="dxa"/>
-              <w:left w:w="140" w:type="dxa"/>
-              <w:bottom w:w="80" w:type="dxa"/>
-              <w:right w:w="140" w:type="dxa"/>
-            </w:tcMar>
-            <w:vAlign w:val="center"/>
-          </w:tcPr>
-          <w:p>
-            <w:pPr>
-              <w:keepNext/>
-              <w:spacing w:after="0"/>
-              <w:jc w:val="center"/>
-            </w:pPr>
-            <w:r>
-              <w:rPr>
-                <w:rFonts w:ascii="Aptos" w:hAnsi="Aptos"/>
-                <w:b/>
-                <w:i w:val="0"/>
-                <w:color w:val="1A1A1A"/>
-                <w:sz w:val="24"/>
-              </w:rPr>
-              <w:t xml:space="preserve">●            ●</w:t>
-            </w:r>
-          </w:p>
-        </w:tc>
-        <w:tc>
-          <w:tcPr>
-            <w:tcW w:type="dxa" w:w="5613"/>
+            <w:tcW w:type="dxa" w:w="6406"/>
             <w:tcBorders>
               <w:top w:val="single" w:sz="4" w:space="0" w:color="D9C58A"/>
               <w:left w:val="single" w:sz="4" w:space="0" w:color="D9C58A"/>
@@ -1571,7 +1396,7 @@
                 <w:color w:val="1A1A1A"/>
                 <w:sz w:val="20"/>
               </w:rPr>
-              <w:t xml:space="preserve">A formal written request signed by people</w:t>
+              <w:t xml:space="preserve">the crime of betraying your country's rulers</w:t>
             </w:r>
           </w:p>
         </w:tc>
@@ -1582,7 +1407,7 @@
         </w:trPr>
         <w:tc>
           <w:tcPr>
-            <w:tcW w:type="dxa" w:w="1814"/>
+            <w:tcW w:type="dxa" w:w="2835"/>
             <w:tcBorders>
               <w:top w:val="single" w:sz="4" w:space="0" w:color="D9C58A"/>
               <w:left w:val="single" w:sz="4" w:space="0" w:color="D9C58A"/>
@@ -1614,41 +1439,7 @@
         </w:tc>
         <w:tc>
           <w:tcPr>
-            <w:tcW w:type="dxa" w:w="1814"/>
-            <w:tcBorders>
-              <w:top w:val="single" w:sz="4" w:space="0" w:color="D9C58A"/>
-              <w:left w:val="single" w:sz="4" w:space="0" w:color="D9C58A"/>
-              <w:bottom w:val="single" w:sz="4" w:space="0" w:color="D9C58A"/>
-              <w:right w:val="single" w:sz="4" w:space="0" w:color="D9C58A"/>
-            </w:tcBorders>
-            <w:tcMar>
-              <w:top w:w="80" w:type="dxa"/>
-              <w:left w:w="140" w:type="dxa"/>
-              <w:bottom w:w="80" w:type="dxa"/>
-              <w:right w:w="140" w:type="dxa"/>
-            </w:tcMar>
-            <w:vAlign w:val="center"/>
-          </w:tcPr>
-          <w:p>
-            <w:pPr>
-              <w:spacing w:after="0"/>
-              <w:jc w:val="center"/>
-            </w:pPr>
-            <w:r>
-              <w:rPr>
-                <w:rFonts w:ascii="Aptos" w:hAnsi="Aptos"/>
-                <w:b/>
-                <w:i w:val="0"/>
-                <w:color w:val="1A1A1A"/>
-                <w:sz w:val="24"/>
-              </w:rPr>
-              <w:t xml:space="preserve">●            ●</w:t>
-            </w:r>
-          </w:p>
-        </w:tc>
-        <w:tc>
-          <w:tcPr>
-            <w:tcW w:type="dxa" w:w="5613"/>
+            <w:tcW w:type="dxa" w:w="6406"/>
             <w:tcBorders>
               <w:top w:val="single" w:sz="4" w:space="0" w:color="D9C58A"/>
               <w:left w:val="single" w:sz="4" w:space="0" w:color="D9C58A"/>
@@ -1674,7 +1465,7 @@
                 <w:color w:val="1A1A1A"/>
                 <w:sz w:val="20"/>
               </w:rPr>
-              <w:t xml:space="preserve">A written agreement between leaders</w:t>
+              <w:t xml:space="preserve">taking land away from its owners</w:t>
             </w:r>
           </w:p>
         </w:tc>
@@ -1711,23 +1502,696 @@
           <w:color w:val="FFFFFF"/>
           <w:sz w:val="27"/>
         </w:rPr>
-        <w:t xml:space="preserve">4.  Put His Life in Order</w:t>
+        <w:t xml:space="preserve">4.  Activities</w:t>
       </w:r>
     </w:p>
     <w:p>
       <w:pPr>
         <w:keepNext/>
-        <w:spacing w:before="0" w:after="120"/>
+        <w:spacing w:before="0" w:after="40"/>
       </w:pPr>
       <w:r>
         <w:rPr>
           <w:rFonts w:ascii="Aptos" w:hAnsi="Aptos"/>
-          <w:b w:val="0"/>
+          <w:b/>
           <w:i w:val="0"/>
-          <w:color w:val="1A1A1A"/>
-          <w:sz w:val="20"/>
+          <w:color w:val="CE1126"/>
+          <w:sz w:val="21"/>
         </w:rPr>
-        <w:t xml:space="preserve">Number the events 1 to 8, starting with the earliest.</w:t>
+        <w:t xml:space="preserve">▶  MATCH IT — WRITE THE LETTER IN THE BOX</w:t>
+      </w:r>
+    </w:p>
+    <w:tbl>
+      <w:tblPr>
+        <w:tblW w:type="auto" w:w="0"/>
+        <w:jc w:val="center"/>
+        <w:tblLayout w:type="fixed"/>
+        <w:tblLook w:firstColumn="1" w:firstRow="1" w:lastColumn="0" w:lastRow="0" w:noHBand="0" w:noVBand="1" w:val="04A0"/>
+      </w:tblPr>
+      <w:tblGrid>
+        <w:gridCol w:w="2268"/>
+        <w:gridCol w:w="1134"/>
+        <w:gridCol w:w="5839"/>
+      </w:tblGrid>
+      <w:tr>
+        <w:trPr>
+          <w:cantSplit/>
+        </w:trPr>
+        <w:tc>
+          <w:tcPr>
+            <w:tcW w:type="dxa" w:w="2268"/>
+            <w:tcBorders>
+              <w:top w:val="single" w:sz="6" w:space="0" w:color="007A3D"/>
+              <w:left w:val="single" w:sz="6" w:space="0" w:color="007A3D"/>
+              <w:bottom w:val="single" w:sz="6" w:space="0" w:color="007A3D"/>
+              <w:right w:val="single" w:sz="6" w:space="0" w:color="007A3D"/>
+            </w:tcBorders>
+            <w:shd w:val="clear" w:color="auto" w:fill="007A3D"/>
+            <w:tcMar>
+              <w:top w:w="80" w:type="dxa"/>
+              <w:left w:w="140" w:type="dxa"/>
+              <w:bottom w:w="80" w:type="dxa"/>
+              <w:right w:w="140" w:type="dxa"/>
+            </w:tcMar>
+          </w:tcPr>
+          <w:p>
+            <w:pPr>
+              <w:keepNext/>
+              <w:spacing w:after="0"/>
+            </w:pPr>
+            <w:r>
+              <w:rPr>
+                <w:rFonts w:ascii="Aptos" w:hAnsi="Aptos"/>
+                <w:b/>
+                <w:i w:val="0"/>
+                <w:color w:val="FFFFFF"/>
+                <w:sz w:val="21"/>
+              </w:rPr>
+              <w:t xml:space="preserve">Key word</w:t>
+            </w:r>
+          </w:p>
+        </w:tc>
+        <w:tc>
+          <w:tcPr>
+            <w:tcW w:type="dxa" w:w="1134"/>
+            <w:tcBorders>
+              <w:top w:val="single" w:sz="6" w:space="0" w:color="007A3D"/>
+              <w:left w:val="single" w:sz="6" w:space="0" w:color="007A3D"/>
+              <w:bottom w:val="single" w:sz="6" w:space="0" w:color="007A3D"/>
+              <w:right w:val="single" w:sz="6" w:space="0" w:color="007A3D"/>
+            </w:tcBorders>
+            <w:shd w:val="clear" w:color="auto" w:fill="007A3D"/>
+            <w:tcMar>
+              <w:top w:w="80" w:type="dxa"/>
+              <w:left w:w="140" w:type="dxa"/>
+              <w:bottom w:w="80" w:type="dxa"/>
+              <w:right w:w="140" w:type="dxa"/>
+            </w:tcMar>
+          </w:tcPr>
+          <w:p>
+            <w:pPr>
+              <w:keepNext/>
+              <w:spacing w:after="0"/>
+            </w:pPr>
+            <w:r>
+              <w:rPr>
+                <w:rFonts w:ascii="Aptos" w:hAnsi="Aptos"/>
+                <w:b/>
+                <w:i w:val="0"/>
+                <w:color w:val="FFFFFF"/>
+                <w:sz w:val="21"/>
+              </w:rPr>
+              <w:t xml:space="preserve">Letter</w:t>
+            </w:r>
+          </w:p>
+        </w:tc>
+        <w:tc>
+          <w:tcPr>
+            <w:tcW w:type="dxa" w:w="5839"/>
+            <w:tcBorders>
+              <w:top w:val="single" w:sz="6" w:space="0" w:color="007A3D"/>
+              <w:left w:val="single" w:sz="6" w:space="0" w:color="007A3D"/>
+              <w:bottom w:val="single" w:sz="6" w:space="0" w:color="007A3D"/>
+              <w:right w:val="single" w:sz="6" w:space="0" w:color="007A3D"/>
+            </w:tcBorders>
+            <w:shd w:val="clear" w:color="auto" w:fill="007A3D"/>
+            <w:tcMar>
+              <w:top w:w="80" w:type="dxa"/>
+              <w:left w:w="140" w:type="dxa"/>
+              <w:bottom w:w="80" w:type="dxa"/>
+              <w:right w:w="140" w:type="dxa"/>
+            </w:tcMar>
+          </w:tcPr>
+          <w:p>
+            <w:pPr>
+              <w:keepNext/>
+              <w:spacing w:after="0"/>
+            </w:pPr>
+            <w:r>
+              <w:rPr>
+                <w:rFonts w:ascii="Aptos" w:hAnsi="Aptos"/>
+                <w:b/>
+                <w:i w:val="0"/>
+                <w:color w:val="FFFFFF"/>
+                <w:sz w:val="21"/>
+              </w:rPr>
+              <w:t xml:space="preserve">Meaning</w:t>
+            </w:r>
+          </w:p>
+        </w:tc>
+      </w:tr>
+      <w:tr>
+        <w:trPr>
+          <w:cantSplit/>
+        </w:trPr>
+        <w:tc>
+          <w:tcPr>
+            <w:tcW w:type="dxa" w:w="2268"/>
+            <w:tcBorders>
+              <w:top w:val="single" w:sz="4" w:space="0" w:color="D9C58A"/>
+              <w:left w:val="single" w:sz="4" w:space="0" w:color="D9C58A"/>
+              <w:bottom w:val="single" w:sz="4" w:space="0" w:color="D9C58A"/>
+              <w:right w:val="single" w:sz="4" w:space="0" w:color="D9C58A"/>
+            </w:tcBorders>
+            <w:tcMar>
+              <w:top w:w="80" w:type="dxa"/>
+              <w:left w:w="140" w:type="dxa"/>
+              <w:bottom w:w="80" w:type="dxa"/>
+              <w:right w:w="140" w:type="dxa"/>
+            </w:tcMar>
+          </w:tcPr>
+          <w:p>
+            <w:pPr>
+              <w:keepNext/>
+              <w:spacing w:after="0"/>
+            </w:pPr>
+            <w:r>
+              <w:rPr>
+                <w:rFonts w:ascii="Aptos" w:hAnsi="Aptos"/>
+                <w:b w:val="0"/>
+                <w:i w:val="0"/>
+                <w:color w:val="1A1A1A"/>
+                <w:sz w:val="20"/>
+              </w:rPr>
+              <w:t xml:space="preserve">Colony</w:t>
+            </w:r>
+          </w:p>
+        </w:tc>
+        <w:tc>
+          <w:tcPr>
+            <w:tcW w:type="dxa" w:w="1134"/>
+            <w:tcBorders>
+              <w:top w:val="single" w:sz="4" w:space="0" w:color="D9C58A"/>
+              <w:left w:val="single" w:sz="4" w:space="0" w:color="D9C58A"/>
+              <w:bottom w:val="single" w:sz="4" w:space="0" w:color="D9C58A"/>
+              <w:right w:val="single" w:sz="4" w:space="0" w:color="D9C58A"/>
+            </w:tcBorders>
+            <w:tcMar>
+              <w:top w:w="80" w:type="dxa"/>
+              <w:left w:w="140" w:type="dxa"/>
+              <w:bottom w:w="80" w:type="dxa"/>
+              <w:right w:w="140" w:type="dxa"/>
+            </w:tcMar>
+            <w:vAlign w:val="center"/>
+          </w:tcPr>
+          <w:p>
+            <w:pPr>
+              <w:keepNext/>
+              <w:spacing w:after="0"/>
+              <w:jc w:val="center"/>
+            </w:pPr>
+            <w:r>
+              <w:rPr>
+                <w:rFonts w:ascii="Aptos" w:hAnsi="Aptos"/>
+                <w:b/>
+                <w:i w:val="0"/>
+                <w:color w:val="1A1A1A"/>
+                <w:sz w:val="24"/>
+              </w:rPr>
+              <w:t xml:space="preserve"/>
+            </w:r>
+          </w:p>
+        </w:tc>
+        <w:tc>
+          <w:tcPr>
+            <w:tcW w:type="dxa" w:w="5839"/>
+            <w:tcBorders>
+              <w:top w:val="single" w:sz="4" w:space="0" w:color="D9C58A"/>
+              <w:left w:val="single" w:sz="4" w:space="0" w:color="D9C58A"/>
+              <w:bottom w:val="single" w:sz="4" w:space="0" w:color="D9C58A"/>
+              <w:right w:val="single" w:sz="4" w:space="0" w:color="D9C58A"/>
+            </w:tcBorders>
+            <w:tcMar>
+              <w:top w:w="80" w:type="dxa"/>
+              <w:left w:w="140" w:type="dxa"/>
+              <w:bottom w:w="80" w:type="dxa"/>
+              <w:right w:w="140" w:type="dxa"/>
+            </w:tcMar>
+          </w:tcPr>
+          <w:p>
+            <w:pPr>
+              <w:keepNext/>
+              <w:spacing w:after="0"/>
+            </w:pPr>
+            <w:r>
+              <w:rPr>
+                <w:rFonts w:ascii="Aptos" w:hAnsi="Aptos"/>
+                <w:b w:val="0"/>
+                <w:i w:val="0"/>
+                <w:color w:val="1A1A1A"/>
+                <w:sz w:val="20"/>
+              </w:rPr>
+              <w:t xml:space="preserve">A.  a written agreement between leaders</w:t>
+            </w:r>
+          </w:p>
+        </w:tc>
+      </w:tr>
+      <w:tr>
+        <w:trPr>
+          <w:cantSplit/>
+        </w:trPr>
+        <w:tc>
+          <w:tcPr>
+            <w:tcW w:type="dxa" w:w="2268"/>
+            <w:tcBorders>
+              <w:top w:val="single" w:sz="4" w:space="0" w:color="D9C58A"/>
+              <w:left w:val="single" w:sz="4" w:space="0" w:color="D9C58A"/>
+              <w:bottom w:val="single" w:sz="4" w:space="0" w:color="D9C58A"/>
+              <w:right w:val="single" w:sz="4" w:space="0" w:color="D9C58A"/>
+            </w:tcBorders>
+            <w:tcMar>
+              <w:top w:w="80" w:type="dxa"/>
+              <w:left w:w="140" w:type="dxa"/>
+              <w:bottom w:w="80" w:type="dxa"/>
+              <w:right w:w="140" w:type="dxa"/>
+            </w:tcMar>
+          </w:tcPr>
+          <w:p>
+            <w:pPr>
+              <w:keepNext/>
+              <w:spacing w:after="0"/>
+            </w:pPr>
+            <w:r>
+              <w:rPr>
+                <w:rFonts w:ascii="Aptos" w:hAnsi="Aptos"/>
+                <w:b w:val="0"/>
+                <w:i w:val="0"/>
+                <w:color w:val="1A1A1A"/>
+                <w:sz w:val="20"/>
+              </w:rPr>
+              <w:t xml:space="preserve">Petition</w:t>
+            </w:r>
+          </w:p>
+        </w:tc>
+        <w:tc>
+          <w:tcPr>
+            <w:tcW w:type="dxa" w:w="1134"/>
+            <w:tcBorders>
+              <w:top w:val="single" w:sz="4" w:space="0" w:color="D9C58A"/>
+              <w:left w:val="single" w:sz="4" w:space="0" w:color="D9C58A"/>
+              <w:bottom w:val="single" w:sz="4" w:space="0" w:color="D9C58A"/>
+              <w:right w:val="single" w:sz="4" w:space="0" w:color="D9C58A"/>
+            </w:tcBorders>
+            <w:tcMar>
+              <w:top w:w="80" w:type="dxa"/>
+              <w:left w:w="140" w:type="dxa"/>
+              <w:bottom w:w="80" w:type="dxa"/>
+              <w:right w:w="140" w:type="dxa"/>
+            </w:tcMar>
+            <w:vAlign w:val="center"/>
+          </w:tcPr>
+          <w:p>
+            <w:pPr>
+              <w:keepNext/>
+              <w:spacing w:after="0"/>
+              <w:jc w:val="center"/>
+            </w:pPr>
+            <w:r>
+              <w:rPr>
+                <w:rFonts w:ascii="Aptos" w:hAnsi="Aptos"/>
+                <w:b/>
+                <w:i w:val="0"/>
+                <w:color w:val="1A1A1A"/>
+                <w:sz w:val="24"/>
+              </w:rPr>
+              <w:t xml:space="preserve"/>
+            </w:r>
+          </w:p>
+        </w:tc>
+        <w:tc>
+          <w:tcPr>
+            <w:tcW w:type="dxa" w:w="5839"/>
+            <w:tcBorders>
+              <w:top w:val="single" w:sz="4" w:space="0" w:color="D9C58A"/>
+              <w:left w:val="single" w:sz="4" w:space="0" w:color="D9C58A"/>
+              <w:bottom w:val="single" w:sz="4" w:space="0" w:color="D9C58A"/>
+              <w:right w:val="single" w:sz="4" w:space="0" w:color="D9C58A"/>
+            </w:tcBorders>
+            <w:tcMar>
+              <w:top w:w="80" w:type="dxa"/>
+              <w:left w:w="140" w:type="dxa"/>
+              <w:bottom w:w="80" w:type="dxa"/>
+              <w:right w:w="140" w:type="dxa"/>
+            </w:tcMar>
+          </w:tcPr>
+          <w:p>
+            <w:pPr>
+              <w:keepNext/>
+              <w:spacing w:after="0"/>
+            </w:pPr>
+            <w:r>
+              <w:rPr>
+                <w:rFonts w:ascii="Aptos" w:hAnsi="Aptos"/>
+                <w:b w:val="0"/>
+                <w:i w:val="0"/>
+                <w:color w:val="1A1A1A"/>
+                <w:sz w:val="20"/>
+              </w:rPr>
+              <w:t xml:space="preserve">B.  a country controlled by another country</w:t>
+            </w:r>
+          </w:p>
+        </w:tc>
+      </w:tr>
+      <w:tr>
+        <w:trPr>
+          <w:cantSplit/>
+        </w:trPr>
+        <w:tc>
+          <w:tcPr>
+            <w:tcW w:type="dxa" w:w="2268"/>
+            <w:tcBorders>
+              <w:top w:val="single" w:sz="4" w:space="0" w:color="D9C58A"/>
+              <w:left w:val="single" w:sz="4" w:space="0" w:color="D9C58A"/>
+              <w:bottom w:val="single" w:sz="4" w:space="0" w:color="D9C58A"/>
+              <w:right w:val="single" w:sz="4" w:space="0" w:color="D9C58A"/>
+            </w:tcBorders>
+            <w:tcMar>
+              <w:top w:w="80" w:type="dxa"/>
+              <w:left w:w="140" w:type="dxa"/>
+              <w:bottom w:w="80" w:type="dxa"/>
+              <w:right w:w="140" w:type="dxa"/>
+            </w:tcMar>
+          </w:tcPr>
+          <w:p>
+            <w:pPr>
+              <w:keepNext/>
+              <w:spacing w:after="0"/>
+            </w:pPr>
+            <w:r>
+              <w:rPr>
+                <w:rFonts w:ascii="Aptos" w:hAnsi="Aptos"/>
+                <w:b w:val="0"/>
+                <w:i w:val="0"/>
+                <w:color w:val="1A1A1A"/>
+                <w:sz w:val="20"/>
+              </w:rPr>
+              <w:t xml:space="preserve">Treaty</w:t>
+            </w:r>
+          </w:p>
+        </w:tc>
+        <w:tc>
+          <w:tcPr>
+            <w:tcW w:type="dxa" w:w="1134"/>
+            <w:tcBorders>
+              <w:top w:val="single" w:sz="4" w:space="0" w:color="D9C58A"/>
+              <w:left w:val="single" w:sz="4" w:space="0" w:color="D9C58A"/>
+              <w:bottom w:val="single" w:sz="4" w:space="0" w:color="D9C58A"/>
+              <w:right w:val="single" w:sz="4" w:space="0" w:color="D9C58A"/>
+            </w:tcBorders>
+            <w:tcMar>
+              <w:top w:w="80" w:type="dxa"/>
+              <w:left w:w="140" w:type="dxa"/>
+              <w:bottom w:w="80" w:type="dxa"/>
+              <w:right w:w="140" w:type="dxa"/>
+            </w:tcMar>
+            <w:vAlign w:val="center"/>
+          </w:tcPr>
+          <w:p>
+            <w:pPr>
+              <w:keepNext/>
+              <w:spacing w:after="0"/>
+              <w:jc w:val="center"/>
+            </w:pPr>
+            <w:r>
+              <w:rPr>
+                <w:rFonts w:ascii="Aptos" w:hAnsi="Aptos"/>
+                <w:b/>
+                <w:i w:val="0"/>
+                <w:color w:val="1A1A1A"/>
+                <w:sz w:val="24"/>
+              </w:rPr>
+              <w:t xml:space="preserve"/>
+            </w:r>
+          </w:p>
+        </w:tc>
+        <w:tc>
+          <w:tcPr>
+            <w:tcW w:type="dxa" w:w="5839"/>
+            <w:tcBorders>
+              <w:top w:val="single" w:sz="4" w:space="0" w:color="D9C58A"/>
+              <w:left w:val="single" w:sz="4" w:space="0" w:color="D9C58A"/>
+              <w:bottom w:val="single" w:sz="4" w:space="0" w:color="D9C58A"/>
+              <w:right w:val="single" w:sz="4" w:space="0" w:color="D9C58A"/>
+            </w:tcBorders>
+            <w:tcMar>
+              <w:top w:w="80" w:type="dxa"/>
+              <w:left w:w="140" w:type="dxa"/>
+              <w:bottom w:w="80" w:type="dxa"/>
+              <w:right w:w="140" w:type="dxa"/>
+            </w:tcMar>
+          </w:tcPr>
+          <w:p>
+            <w:pPr>
+              <w:keepNext/>
+              <w:spacing w:after="0"/>
+            </w:pPr>
+            <w:r>
+              <w:rPr>
+                <w:rFonts w:ascii="Aptos" w:hAnsi="Aptos"/>
+                <w:b w:val="0"/>
+                <w:i w:val="0"/>
+                <w:color w:val="1A1A1A"/>
+                <w:sz w:val="20"/>
+              </w:rPr>
+              <w:t xml:space="preserve">C.  a formal written request signed by people</w:t>
+            </w:r>
+          </w:p>
+        </w:tc>
+      </w:tr>
+      <w:tr>
+        <w:trPr>
+          <w:cantSplit/>
+        </w:trPr>
+        <w:tc>
+          <w:tcPr>
+            <w:tcW w:type="dxa" w:w="2268"/>
+            <w:tcBorders>
+              <w:top w:val="single" w:sz="4" w:space="0" w:color="D9C58A"/>
+              <w:left w:val="single" w:sz="4" w:space="0" w:color="D9C58A"/>
+              <w:bottom w:val="single" w:sz="4" w:space="0" w:color="D9C58A"/>
+              <w:right w:val="single" w:sz="4" w:space="0" w:color="D9C58A"/>
+            </w:tcBorders>
+            <w:tcMar>
+              <w:top w:w="80" w:type="dxa"/>
+              <w:left w:w="140" w:type="dxa"/>
+              <w:bottom w:w="80" w:type="dxa"/>
+              <w:right w:w="140" w:type="dxa"/>
+            </w:tcMar>
+          </w:tcPr>
+          <w:p>
+            <w:pPr>
+              <w:keepNext/>
+              <w:spacing w:after="0"/>
+            </w:pPr>
+            <w:r>
+              <w:rPr>
+                <w:rFonts w:ascii="Aptos" w:hAnsi="Aptos"/>
+                <w:b w:val="0"/>
+                <w:i w:val="0"/>
+                <w:color w:val="1A1A1A"/>
+                <w:sz w:val="20"/>
+              </w:rPr>
+              <w:t xml:space="preserve">Treason</w:t>
+            </w:r>
+          </w:p>
+        </w:tc>
+        <w:tc>
+          <w:tcPr>
+            <w:tcW w:type="dxa" w:w="1134"/>
+            <w:tcBorders>
+              <w:top w:val="single" w:sz="4" w:space="0" w:color="D9C58A"/>
+              <w:left w:val="single" w:sz="4" w:space="0" w:color="D9C58A"/>
+              <w:bottom w:val="single" w:sz="4" w:space="0" w:color="D9C58A"/>
+              <w:right w:val="single" w:sz="4" w:space="0" w:color="D9C58A"/>
+            </w:tcBorders>
+            <w:tcMar>
+              <w:top w:w="80" w:type="dxa"/>
+              <w:left w:w="140" w:type="dxa"/>
+              <w:bottom w:w="80" w:type="dxa"/>
+              <w:right w:w="140" w:type="dxa"/>
+            </w:tcMar>
+            <w:vAlign w:val="center"/>
+          </w:tcPr>
+          <w:p>
+            <w:pPr>
+              <w:keepNext/>
+              <w:spacing w:after="0"/>
+              <w:jc w:val="center"/>
+            </w:pPr>
+            <w:r>
+              <w:rPr>
+                <w:rFonts w:ascii="Aptos" w:hAnsi="Aptos"/>
+                <w:b/>
+                <w:i w:val="0"/>
+                <w:color w:val="1A1A1A"/>
+                <w:sz w:val="24"/>
+              </w:rPr>
+              <w:t xml:space="preserve"/>
+            </w:r>
+          </w:p>
+        </w:tc>
+        <w:tc>
+          <w:tcPr>
+            <w:tcW w:type="dxa" w:w="5839"/>
+            <w:tcBorders>
+              <w:top w:val="single" w:sz="4" w:space="0" w:color="D9C58A"/>
+              <w:left w:val="single" w:sz="4" w:space="0" w:color="D9C58A"/>
+              <w:bottom w:val="single" w:sz="4" w:space="0" w:color="D9C58A"/>
+              <w:right w:val="single" w:sz="4" w:space="0" w:color="D9C58A"/>
+            </w:tcBorders>
+            <w:tcMar>
+              <w:top w:w="80" w:type="dxa"/>
+              <w:left w:w="140" w:type="dxa"/>
+              <w:bottom w:w="80" w:type="dxa"/>
+              <w:right w:w="140" w:type="dxa"/>
+            </w:tcMar>
+          </w:tcPr>
+          <w:p>
+            <w:pPr>
+              <w:keepNext/>
+              <w:spacing w:after="0"/>
+            </w:pPr>
+            <w:r>
+              <w:rPr>
+                <w:rFonts w:ascii="Aptos" w:hAnsi="Aptos"/>
+                <w:b w:val="0"/>
+                <w:i w:val="0"/>
+                <w:color w:val="1A1A1A"/>
+                <w:sz w:val="20"/>
+              </w:rPr>
+              <w:t xml:space="preserve">D.  taking land away from its owners</w:t>
+            </w:r>
+          </w:p>
+        </w:tc>
+      </w:tr>
+      <w:tr>
+        <w:trPr>
+          <w:cantSplit/>
+        </w:trPr>
+        <w:tc>
+          <w:tcPr>
+            <w:tcW w:type="dxa" w:w="2268"/>
+            <w:tcBorders>
+              <w:top w:val="single" w:sz="4" w:space="0" w:color="D9C58A"/>
+              <w:left w:val="single" w:sz="4" w:space="0" w:color="D9C58A"/>
+              <w:bottom w:val="single" w:sz="4" w:space="0" w:color="D9C58A"/>
+              <w:right w:val="single" w:sz="4" w:space="0" w:color="D9C58A"/>
+            </w:tcBorders>
+            <w:tcMar>
+              <w:top w:w="80" w:type="dxa"/>
+              <w:left w:w="140" w:type="dxa"/>
+              <w:bottom w:w="80" w:type="dxa"/>
+              <w:right w:w="140" w:type="dxa"/>
+            </w:tcMar>
+          </w:tcPr>
+          <w:p>
+            <w:pPr>
+              <w:spacing w:after="0"/>
+            </w:pPr>
+            <w:r>
+              <w:rPr>
+                <w:rFonts w:ascii="Aptos" w:hAnsi="Aptos"/>
+                <w:b w:val="0"/>
+                <w:i w:val="0"/>
+                <w:color w:val="1A1A1A"/>
+                <w:sz w:val="20"/>
+              </w:rPr>
+              <w:t xml:space="preserve">Expropriation</w:t>
+            </w:r>
+          </w:p>
+        </w:tc>
+        <w:tc>
+          <w:tcPr>
+            <w:tcW w:type="dxa" w:w="1134"/>
+            <w:tcBorders>
+              <w:top w:val="single" w:sz="4" w:space="0" w:color="D9C58A"/>
+              <w:left w:val="single" w:sz="4" w:space="0" w:color="D9C58A"/>
+              <w:bottom w:val="single" w:sz="4" w:space="0" w:color="D9C58A"/>
+              <w:right w:val="single" w:sz="4" w:space="0" w:color="D9C58A"/>
+            </w:tcBorders>
+            <w:tcMar>
+              <w:top w:w="80" w:type="dxa"/>
+              <w:left w:w="140" w:type="dxa"/>
+              <w:bottom w:w="80" w:type="dxa"/>
+              <w:right w:w="140" w:type="dxa"/>
+            </w:tcMar>
+            <w:vAlign w:val="center"/>
+          </w:tcPr>
+          <w:p>
+            <w:pPr>
+              <w:spacing w:after="0"/>
+              <w:jc w:val="center"/>
+            </w:pPr>
+            <w:r>
+              <w:rPr>
+                <w:rFonts w:ascii="Aptos" w:hAnsi="Aptos"/>
+                <w:b/>
+                <w:i w:val="0"/>
+                <w:color w:val="1A1A1A"/>
+                <w:sz w:val="24"/>
+              </w:rPr>
+              <w:t xml:space="preserve"/>
+            </w:r>
+          </w:p>
+        </w:tc>
+        <w:tc>
+          <w:tcPr>
+            <w:tcW w:type="dxa" w:w="5839"/>
+            <w:tcBorders>
+              <w:top w:val="single" w:sz="4" w:space="0" w:color="D9C58A"/>
+              <w:left w:val="single" w:sz="4" w:space="0" w:color="D9C58A"/>
+              <w:bottom w:val="single" w:sz="4" w:space="0" w:color="D9C58A"/>
+              <w:right w:val="single" w:sz="4" w:space="0" w:color="D9C58A"/>
+            </w:tcBorders>
+            <w:tcMar>
+              <w:top w:w="80" w:type="dxa"/>
+              <w:left w:w="140" w:type="dxa"/>
+              <w:bottom w:w="80" w:type="dxa"/>
+              <w:right w:w="140" w:type="dxa"/>
+            </w:tcMar>
+          </w:tcPr>
+          <w:p>
+            <w:pPr>
+              <w:spacing w:after="0"/>
+            </w:pPr>
+            <w:r>
+              <w:rPr>
+                <w:rFonts w:ascii="Aptos" w:hAnsi="Aptos"/>
+                <w:b w:val="0"/>
+                <w:i w:val="0"/>
+                <w:color w:val="1A1A1A"/>
+                <w:sz w:val="20"/>
+              </w:rPr>
+              <w:t xml:space="preserve">E.  the crime of betraying your country's rulers</w:t>
+            </w:r>
+          </w:p>
+        </w:tc>
+      </w:tr>
+    </w:tbl>
+    <w:p>
+      <w:pPr>
+        <w:spacing w:after="0" w:line="160" w:lineRule="exact"/>
+      </w:pPr>
+      <w:r>
+        <w:rPr>
+          <w:sz w:val="4"/>
+        </w:rPr>
+      </w:r>
+    </w:p>
+    <w:p>
+      <w:pPr>
+        <w:keepNext/>
+        <w:spacing w:before="0" w:after="40"/>
+      </w:pPr>
+      <w:r>
+        <w:rPr>
+          <w:rFonts w:ascii="Aptos" w:hAnsi="Aptos"/>
+          <w:b/>
+          <w:i w:val="0"/>
+          <w:color w:val="CE1126"/>
+          <w:sz w:val="21"/>
+        </w:rPr>
+        <w:t xml:space="preserve">▶  PUT IT IN ORDER — NUMBER THE BOXES 1 TO 8</w:t>
       </w:r>
     </w:p>
     <w:tbl>
@@ -1744,38 +2208,38 @@
       <w:tr>
         <w:trPr>
           <w:cantSplit/>
+          <w:trHeight w:val="425" w:hRule="atLeast"/>
         </w:trPr>
         <w:tc>
           <w:tcPr>
             <w:tcW w:type="dxa" w:w="1134"/>
             <w:tcBorders>
-              <w:top w:val="single" w:sz="6" w:space="0" w:color="007A3D"/>
-              <w:left w:val="single" w:sz="6" w:space="0" w:color="007A3D"/>
-              <w:bottom w:val="single" w:sz="6" w:space="0" w:color="007A3D"/>
-              <w:right w:val="single" w:sz="6" w:space="0" w:color="007A3D"/>
-            </w:tcBorders>
-            <w:shd w:val="clear" w:color="auto" w:fill="007A3D"/>
-            <w:tcMar>
-              <w:top w:w="80" w:type="dxa"/>
-              <w:left w:w="140" w:type="dxa"/>
-              <w:bottom w:w="80" w:type="dxa"/>
-              <w:right w:w="140" w:type="dxa"/>
-            </w:tcMar>
-          </w:tcPr>
-          <w:p>
-            <w:pPr>
-              <w:keepNext/>
-              <w:spacing w:after="0"/>
-            </w:pPr>
-            <w:r>
-              <w:rPr>
-                <w:rFonts w:ascii="Aptos" w:hAnsi="Aptos"/>
-                <w:b/>
-                <w:i w:val="0"/>
-                <w:color w:val="FFFFFF"/>
-                <w:sz w:val="21"/>
-              </w:rPr>
-              <w:t xml:space="preserve">No.</w:t>
+              <w:top w:val="single" w:sz="4" w:space="0" w:color="D9C58A"/>
+              <w:left w:val="single" w:sz="4" w:space="0" w:color="D9C58A"/>
+              <w:bottom w:val="single" w:sz="4" w:space="0" w:color="D9C58A"/>
+              <w:right w:val="single" w:sz="4" w:space="0" w:color="D9C58A"/>
+            </w:tcBorders>
+            <w:tcMar>
+              <w:top w:w="80" w:type="dxa"/>
+              <w:left w:w="140" w:type="dxa"/>
+              <w:bottom w:w="80" w:type="dxa"/>
+              <w:right w:w="140" w:type="dxa"/>
+            </w:tcMar>
+          </w:tcPr>
+          <w:p>
+            <w:pPr>
+              <w:keepNext/>
+              <w:spacing w:after="0"/>
+            </w:pPr>
+            <w:r>
+              <w:rPr>
+                <w:rFonts w:ascii="Aptos" w:hAnsi="Aptos"/>
+                <w:b w:val="0"/>
+                <w:i w:val="0"/>
+                <w:color w:val="1A1A1A"/>
+                <w:sz w:val="20"/>
+              </w:rPr>
+              <w:t xml:space="preserve"/>
             </w:r>
           </w:p>
         </w:tc>
@@ -1783,33 +2247,32 @@
           <w:tcPr>
             <w:tcW w:type="dxa" w:w="8107"/>
             <w:tcBorders>
-              <w:top w:val="single" w:sz="6" w:space="0" w:color="007A3D"/>
-              <w:left w:val="single" w:sz="6" w:space="0" w:color="007A3D"/>
-              <w:bottom w:val="single" w:sz="6" w:space="0" w:color="007A3D"/>
-              <w:right w:val="single" w:sz="6" w:space="0" w:color="007A3D"/>
-            </w:tcBorders>
-            <w:shd w:val="clear" w:color="auto" w:fill="007A3D"/>
-            <w:tcMar>
-              <w:top w:w="80" w:type="dxa"/>
-              <w:left w:w="140" w:type="dxa"/>
-              <w:bottom w:w="80" w:type="dxa"/>
-              <w:right w:w="140" w:type="dxa"/>
-            </w:tcMar>
-          </w:tcPr>
-          <w:p>
-            <w:pPr>
-              <w:keepNext/>
-              <w:spacing w:after="0"/>
-            </w:pPr>
-            <w:r>
-              <w:rPr>
-                <w:rFonts w:ascii="Aptos" w:hAnsi="Aptos"/>
-                <w:b/>
-                <w:i w:val="0"/>
-                <w:color w:val="FFFFFF"/>
-                <w:sz w:val="21"/>
-              </w:rPr>
-              <w:t xml:space="preserve">Event</w:t>
+              <w:top w:val="single" w:sz="4" w:space="0" w:color="D9C58A"/>
+              <w:left w:val="single" w:sz="4" w:space="0" w:color="D9C58A"/>
+              <w:bottom w:val="single" w:sz="4" w:space="0" w:color="D9C58A"/>
+              <w:right w:val="single" w:sz="4" w:space="0" w:color="D9C58A"/>
+            </w:tcBorders>
+            <w:tcMar>
+              <w:top w:w="80" w:type="dxa"/>
+              <w:left w:w="140" w:type="dxa"/>
+              <w:bottom w:w="80" w:type="dxa"/>
+              <w:right w:w="140" w:type="dxa"/>
+            </w:tcMar>
+          </w:tcPr>
+          <w:p>
+            <w:pPr>
+              <w:keepNext/>
+              <w:spacing w:after="0"/>
+            </w:pPr>
+            <w:r>
+              <w:rPr>
+                <w:rFonts w:ascii="Aptos" w:hAnsi="Aptos"/>
+                <w:b w:val="0"/>
+                <w:i w:val="0"/>
+                <w:color w:val="1A1A1A"/>
+                <w:sz w:val="20"/>
+              </w:rPr>
+              <w:t xml:space="preserve">Duala petitions are sent to the German parliament</w:t>
             </w:r>
           </w:p>
         </w:tc>
@@ -1817,7 +2280,7 @@
       <w:tr>
         <w:trPr>
           <w:cantSplit/>
-          <w:trHeight w:val="453" w:hRule="atLeast"/>
+          <w:trHeight w:val="425" w:hRule="atLeast"/>
         </w:trPr>
         <w:tc>
           <w:tcPr>
@@ -1881,7 +2344,7 @@
                 <w:color w:val="1A1A1A"/>
                 <w:sz w:val="20"/>
               </w:rPr>
-              <w:t xml:space="preserve">Duala petitions are sent to the German parliament</w:t>
+              <w:t xml:space="preserve">Born in Douala, son of the Duala king</w:t>
             </w:r>
           </w:p>
         </w:tc>
@@ -1889,7 +2352,7 @@
       <w:tr>
         <w:trPr>
           <w:cantSplit/>
-          <w:trHeight w:val="453" w:hRule="atLeast"/>
+          <w:trHeight w:val="425" w:hRule="atLeast"/>
         </w:trPr>
         <w:tc>
           <w:tcPr>
@@ -1953,7 +2416,7 @@
                 <w:color w:val="1A1A1A"/>
                 <w:sz w:val="20"/>
               </w:rPr>
-              <w:t xml:space="preserve">Born in Douala, son of the Duala king</w:t>
+              <w:t xml:space="preserve">Executed after a rushed trial</w:t>
             </w:r>
           </w:p>
         </w:tc>
@@ -1961,7 +2424,7 @@
       <w:tr>
         <w:trPr>
           <w:cantSplit/>
-          <w:trHeight w:val="453" w:hRule="atLeast"/>
+          <w:trHeight w:val="425" w:hRule="atLeast"/>
         </w:trPr>
         <w:tc>
           <w:tcPr>
@@ -2025,7 +2488,7 @@
                 <w:color w:val="1A1A1A"/>
                 <w:sz w:val="20"/>
               </w:rPr>
-              <w:t xml:space="preserve">Executed after a rushed trial</w:t>
+              <w:t xml:space="preserve">Duala chiefs sign a treaty with Germany</w:t>
             </w:r>
           </w:p>
         </w:tc>
@@ -2033,7 +2496,7 @@
       <w:tr>
         <w:trPr>
           <w:cantSplit/>
-          <w:trHeight w:val="453" w:hRule="atLeast"/>
+          <w:trHeight w:val="425" w:hRule="atLeast"/>
         </w:trPr>
         <w:tc>
           <w:tcPr>
@@ -2097,7 +2560,7 @@
                 <w:color w:val="1A1A1A"/>
                 <w:sz w:val="20"/>
               </w:rPr>
-              <w:t xml:space="preserve">Duala chiefs sign a treaty with Germany</w:t>
+              <w:t xml:space="preserve">Becomes king of the Duala</w:t>
             </w:r>
           </w:p>
         </w:tc>
@@ -2105,7 +2568,7 @@
       <w:tr>
         <w:trPr>
           <w:cantSplit/>
-          <w:trHeight w:val="453" w:hRule="atLeast"/>
+          <w:trHeight w:val="425" w:hRule="atLeast"/>
         </w:trPr>
         <w:tc>
           <w:tcPr>
@@ -2169,7 +2632,7 @@
                 <w:color w:val="1A1A1A"/>
                 <w:sz w:val="20"/>
               </w:rPr>
-              <w:t xml:space="preserve">Becomes king of the Duala</w:t>
+              <w:t xml:space="preserve">Removed as king by the German authorities</w:t>
             </w:r>
           </w:p>
         </w:tc>
@@ -2177,7 +2640,7 @@
       <w:tr>
         <w:trPr>
           <w:cantSplit/>
-          <w:trHeight w:val="453" w:hRule="atLeast"/>
+          <w:trHeight w:val="425" w:hRule="atLeast"/>
         </w:trPr>
         <w:tc>
           <w:tcPr>
@@ -2241,7 +2704,7 @@
                 <w:color w:val="1A1A1A"/>
                 <w:sz w:val="20"/>
               </w:rPr>
-              <w:t xml:space="preserve">Removed as king by the German authorities</w:t>
+              <w:t xml:space="preserve">Educated at school in Germany</w:t>
             </w:r>
           </w:p>
         </w:tc>
@@ -2249,79 +2712,7 @@
       <w:tr>
         <w:trPr>
           <w:cantSplit/>
-          <w:trHeight w:val="453" w:hRule="atLeast"/>
-        </w:trPr>
-        <w:tc>
-          <w:tcPr>
-            <w:tcW w:type="dxa" w:w="1134"/>
-            <w:tcBorders>
-              <w:top w:val="single" w:sz="4" w:space="0" w:color="D9C58A"/>
-              <w:left w:val="single" w:sz="4" w:space="0" w:color="D9C58A"/>
-              <w:bottom w:val="single" w:sz="4" w:space="0" w:color="D9C58A"/>
-              <w:right w:val="single" w:sz="4" w:space="0" w:color="D9C58A"/>
-            </w:tcBorders>
-            <w:tcMar>
-              <w:top w:w="80" w:type="dxa"/>
-              <w:left w:w="140" w:type="dxa"/>
-              <w:bottom w:w="80" w:type="dxa"/>
-              <w:right w:w="140" w:type="dxa"/>
-            </w:tcMar>
-          </w:tcPr>
-          <w:p>
-            <w:pPr>
-              <w:keepNext/>
-              <w:spacing w:after="0"/>
-            </w:pPr>
-            <w:r>
-              <w:rPr>
-                <w:rFonts w:ascii="Aptos" w:hAnsi="Aptos"/>
-                <w:b w:val="0"/>
-                <w:i w:val="0"/>
-                <w:color w:val="1A1A1A"/>
-                <w:sz w:val="20"/>
-              </w:rPr>
-              <w:t xml:space="preserve"/>
-            </w:r>
-          </w:p>
-        </w:tc>
-        <w:tc>
-          <w:tcPr>
-            <w:tcW w:type="dxa" w:w="8107"/>
-            <w:tcBorders>
-              <w:top w:val="single" w:sz="4" w:space="0" w:color="D9C58A"/>
-              <w:left w:val="single" w:sz="4" w:space="0" w:color="D9C58A"/>
-              <w:bottom w:val="single" w:sz="4" w:space="0" w:color="D9C58A"/>
-              <w:right w:val="single" w:sz="4" w:space="0" w:color="D9C58A"/>
-            </w:tcBorders>
-            <w:tcMar>
-              <w:top w:w="80" w:type="dxa"/>
-              <w:left w:w="140" w:type="dxa"/>
-              <w:bottom w:w="80" w:type="dxa"/>
-              <w:right w:w="140" w:type="dxa"/>
-            </w:tcMar>
-          </w:tcPr>
-          <w:p>
-            <w:pPr>
-              <w:keepNext/>
-              <w:spacing w:after="0"/>
-            </w:pPr>
-            <w:r>
-              <w:rPr>
-                <w:rFonts w:ascii="Aptos" w:hAnsi="Aptos"/>
-                <w:b w:val="0"/>
-                <w:i w:val="0"/>
-                <w:color w:val="1A1A1A"/>
-                <w:sz w:val="20"/>
-              </w:rPr>
-              <w:t xml:space="preserve">Educated at school in Germany</w:t>
-            </w:r>
-          </w:p>
-        </w:tc>
-      </w:tr>
-      <w:tr>
-        <w:trPr>
-          <w:cantSplit/>
-          <w:trHeight w:val="453" w:hRule="atLeast"/>
+          <w:trHeight w:val="425" w:hRule="atLeast"/>
         </w:trPr>
         <w:tc>
           <w:tcPr>
@@ -2402,41 +2793,17 @@
     <w:p>
       <w:pPr>
         <w:keepNext/>
-        <w:pBdr>
-          <w:top w:val="single" w:sz="4" w:space="4" w:color="E8A800"/>
-          <w:left w:val="single" w:sz="4" w:space="6" w:color="E8A800"/>
-          <w:bottom w:val="single" w:sz="4" w:space="4" w:color="E8A800"/>
-          <w:right w:val="single" w:sz="4" w:space="6" w:color="E8A800"/>
-        </w:pBdr>
-        <w:shd w:val="clear" w:color="auto" w:fill="E8A800"/>
-        <w:spacing w:before="200" w:after="120"/>
-        <w:ind w:left="68" w:right="68"/>
+        <w:spacing w:before="0" w:after="40"/>
       </w:pPr>
       <w:r>
         <w:rPr>
-          <w:rFonts w:ascii="Aptos Display" w:hAnsi="Aptos Display"/>
+          <w:rFonts w:ascii="Aptos" w:hAnsi="Aptos"/>
           <w:b/>
           <w:i w:val="0"/>
-          <w:color w:val="1A1A1A"/>
-          <w:sz w:val="27"/>
+          <w:color w:val="CE1126"/>
+          <w:sz w:val="21"/>
         </w:rPr>
-        <w:t xml:space="preserve">5.  How Did He Fight Back?</w:t>
-      </w:r>
-    </w:p>
-    <w:p>
-      <w:pPr>
-        <w:keepNext/>
-        <w:spacing w:before="0" w:after="120"/>
-      </w:pPr>
-      <w:r>
-        <w:rPr>
-          <w:rFonts w:ascii="Aptos" w:hAnsi="Aptos"/>
-          <w:b w:val="0"/>
-          <w:i w:val="0"/>
-          <w:color w:val="1A1A1A"/>
-          <w:sz w:val="20"/>
-        </w:rPr>
-        <w:t xml:space="preserve">Tick the methods Manga Bell used.</w:t>
+        <w:t xml:space="preserve">▶  HOW DID HE FIGHT BACK? — TICK THE METHODS HE USED</w:t>
       </w:r>
     </w:p>
     <w:tbl>
@@ -2980,10 +3347,726 @@
           <w:rFonts w:ascii="Aptos" w:hAnsi="Aptos"/>
           <w:b/>
           <w:i w:val="0"/>
-          <w:color w:val="007A3D"/>
+          <w:color w:val="CE1126"/>
           <w:sz w:val="21"/>
         </w:rPr>
-        <w:t xml:space="preserve">Why do you think he chose to use the law instead of weapons?</w:t>
+        <w:t xml:space="preserve">▶  TRUE OR FALSE? — CIRCLE ONE</w:t>
+      </w:r>
+    </w:p>
+    <w:tbl>
+      <w:tblPr>
+        <w:tblW w:type="auto" w:w="0"/>
+        <w:jc w:val="center"/>
+        <w:tblLayout w:type="fixed"/>
+        <w:tblLook w:firstColumn="1" w:firstRow="1" w:lastColumn="0" w:lastRow="0" w:noHBand="0" w:noVBand="1" w:val="04A0"/>
+      </w:tblPr>
+      <w:tblGrid>
+        <w:gridCol w:w="6803"/>
+        <w:gridCol w:w="1219"/>
+        <w:gridCol w:w="1219"/>
+      </w:tblGrid>
+      <w:tr>
+        <w:trPr>
+          <w:cantSplit/>
+        </w:trPr>
+        <w:tc>
+          <w:tcPr>
+            <w:tcW w:type="dxa" w:w="6803"/>
+            <w:tcBorders>
+              <w:top w:val="single" w:sz="4" w:space="0" w:color="D9C58A"/>
+              <w:left w:val="single" w:sz="4" w:space="0" w:color="D9C58A"/>
+              <w:bottom w:val="single" w:sz="4" w:space="0" w:color="D9C58A"/>
+              <w:right w:val="single" w:sz="4" w:space="0" w:color="D9C58A"/>
+            </w:tcBorders>
+            <w:tcMar>
+              <w:top w:w="80" w:type="dxa"/>
+              <w:left w:w="140" w:type="dxa"/>
+              <w:bottom w:w="80" w:type="dxa"/>
+              <w:right w:w="140" w:type="dxa"/>
+            </w:tcMar>
+          </w:tcPr>
+          <w:p>
+            <w:pPr>
+              <w:keepNext/>
+              <w:spacing w:after="0"/>
+            </w:pPr>
+            <w:r>
+              <w:rPr>
+                <w:rFonts w:ascii="Aptos" w:hAnsi="Aptos"/>
+                <w:b w:val="0"/>
+                <w:i w:val="0"/>
+                <w:color w:val="1A1A1A"/>
+                <w:sz w:val="20"/>
+              </w:rPr>
+              <w:t xml:space="preserve">1.  Manga Bell was born in Douala.</w:t>
+            </w:r>
+          </w:p>
+        </w:tc>
+        <w:tc>
+          <w:tcPr>
+            <w:tcW w:type="dxa" w:w="1219"/>
+            <w:tcBorders>
+              <w:top w:val="single" w:sz="4" w:space="0" w:color="D9C58A"/>
+              <w:left w:val="single" w:sz="4" w:space="0" w:color="D9C58A"/>
+              <w:bottom w:val="single" w:sz="4" w:space="0" w:color="D9C58A"/>
+              <w:right w:val="single" w:sz="4" w:space="0" w:color="D9C58A"/>
+            </w:tcBorders>
+            <w:tcMar>
+              <w:top w:w="80" w:type="dxa"/>
+              <w:left w:w="140" w:type="dxa"/>
+              <w:bottom w:w="80" w:type="dxa"/>
+              <w:right w:w="140" w:type="dxa"/>
+            </w:tcMar>
+            <w:vAlign w:val="center"/>
+          </w:tcPr>
+          <w:p>
+            <w:pPr>
+              <w:keepNext/>
+              <w:spacing w:after="0"/>
+              <w:jc w:val="center"/>
+            </w:pPr>
+            <w:r>
+              <w:rPr>
+                <w:rFonts w:ascii="Aptos" w:hAnsi="Aptos"/>
+                <w:b/>
+                <w:i w:val="0"/>
+                <w:color w:val="1A1A1A"/>
+                <w:sz w:val="24"/>
+              </w:rPr>
+              <w:t xml:space="preserve">TRUE</w:t>
+            </w:r>
+          </w:p>
+        </w:tc>
+        <w:tc>
+          <w:tcPr>
+            <w:tcW w:type="dxa" w:w="1219"/>
+            <w:tcBorders>
+              <w:top w:val="single" w:sz="4" w:space="0" w:color="D9C58A"/>
+              <w:left w:val="single" w:sz="4" w:space="0" w:color="D9C58A"/>
+              <w:bottom w:val="single" w:sz="4" w:space="0" w:color="D9C58A"/>
+              <w:right w:val="single" w:sz="4" w:space="0" w:color="D9C58A"/>
+            </w:tcBorders>
+            <w:tcMar>
+              <w:top w:w="80" w:type="dxa"/>
+              <w:left w:w="140" w:type="dxa"/>
+              <w:bottom w:w="80" w:type="dxa"/>
+              <w:right w:w="140" w:type="dxa"/>
+            </w:tcMar>
+            <w:vAlign w:val="center"/>
+          </w:tcPr>
+          <w:p>
+            <w:pPr>
+              <w:keepNext/>
+              <w:spacing w:after="0"/>
+              <w:jc w:val="center"/>
+            </w:pPr>
+            <w:r>
+              <w:rPr>
+                <w:rFonts w:ascii="Aptos" w:hAnsi="Aptos"/>
+                <w:b/>
+                <w:i w:val="0"/>
+                <w:color w:val="1A1A1A"/>
+                <w:sz w:val="24"/>
+              </w:rPr>
+              <w:t xml:space="preserve">FALSE</w:t>
+            </w:r>
+          </w:p>
+        </w:tc>
+      </w:tr>
+      <w:tr>
+        <w:trPr>
+          <w:cantSplit/>
+        </w:trPr>
+        <w:tc>
+          <w:tcPr>
+            <w:tcW w:type="dxa" w:w="6803"/>
+            <w:tcBorders>
+              <w:top w:val="single" w:sz="4" w:space="0" w:color="D9C58A"/>
+              <w:left w:val="single" w:sz="4" w:space="0" w:color="D9C58A"/>
+              <w:bottom w:val="single" w:sz="4" w:space="0" w:color="D9C58A"/>
+              <w:right w:val="single" w:sz="4" w:space="0" w:color="D9C58A"/>
+            </w:tcBorders>
+            <w:tcMar>
+              <w:top w:w="80" w:type="dxa"/>
+              <w:left w:w="140" w:type="dxa"/>
+              <w:bottom w:w="80" w:type="dxa"/>
+              <w:right w:w="140" w:type="dxa"/>
+            </w:tcMar>
+          </w:tcPr>
+          <w:p>
+            <w:pPr>
+              <w:keepNext/>
+              <w:spacing w:after="0"/>
+            </w:pPr>
+            <w:r>
+              <w:rPr>
+                <w:rFonts w:ascii="Aptos" w:hAnsi="Aptos"/>
+                <w:b w:val="0"/>
+                <w:i w:val="0"/>
+                <w:color w:val="1A1A1A"/>
+                <w:sz w:val="20"/>
+              </w:rPr>
+              <w:t xml:space="preserve">2.  Cameroon was a colony of France in 1884.</w:t>
+            </w:r>
+          </w:p>
+        </w:tc>
+        <w:tc>
+          <w:tcPr>
+            <w:tcW w:type="dxa" w:w="1219"/>
+            <w:tcBorders>
+              <w:top w:val="single" w:sz="4" w:space="0" w:color="D9C58A"/>
+              <w:left w:val="single" w:sz="4" w:space="0" w:color="D9C58A"/>
+              <w:bottom w:val="single" w:sz="4" w:space="0" w:color="D9C58A"/>
+              <w:right w:val="single" w:sz="4" w:space="0" w:color="D9C58A"/>
+            </w:tcBorders>
+            <w:tcMar>
+              <w:top w:w="80" w:type="dxa"/>
+              <w:left w:w="140" w:type="dxa"/>
+              <w:bottom w:w="80" w:type="dxa"/>
+              <w:right w:w="140" w:type="dxa"/>
+            </w:tcMar>
+            <w:vAlign w:val="center"/>
+          </w:tcPr>
+          <w:p>
+            <w:pPr>
+              <w:keepNext/>
+              <w:spacing w:after="0"/>
+              <w:jc w:val="center"/>
+            </w:pPr>
+            <w:r>
+              <w:rPr>
+                <w:rFonts w:ascii="Aptos" w:hAnsi="Aptos"/>
+                <w:b/>
+                <w:i w:val="0"/>
+                <w:color w:val="1A1A1A"/>
+                <w:sz w:val="24"/>
+              </w:rPr>
+              <w:t xml:space="preserve">TRUE</w:t>
+            </w:r>
+          </w:p>
+        </w:tc>
+        <w:tc>
+          <w:tcPr>
+            <w:tcW w:type="dxa" w:w="1219"/>
+            <w:tcBorders>
+              <w:top w:val="single" w:sz="4" w:space="0" w:color="D9C58A"/>
+              <w:left w:val="single" w:sz="4" w:space="0" w:color="D9C58A"/>
+              <w:bottom w:val="single" w:sz="4" w:space="0" w:color="D9C58A"/>
+              <w:right w:val="single" w:sz="4" w:space="0" w:color="D9C58A"/>
+            </w:tcBorders>
+            <w:tcMar>
+              <w:top w:w="80" w:type="dxa"/>
+              <w:left w:w="140" w:type="dxa"/>
+              <w:bottom w:w="80" w:type="dxa"/>
+              <w:right w:w="140" w:type="dxa"/>
+            </w:tcMar>
+            <w:vAlign w:val="center"/>
+          </w:tcPr>
+          <w:p>
+            <w:pPr>
+              <w:keepNext/>
+              <w:spacing w:after="0"/>
+              <w:jc w:val="center"/>
+            </w:pPr>
+            <w:r>
+              <w:rPr>
+                <w:rFonts w:ascii="Aptos" w:hAnsi="Aptos"/>
+                <w:b/>
+                <w:i w:val="0"/>
+                <w:color w:val="1A1A1A"/>
+                <w:sz w:val="24"/>
+              </w:rPr>
+              <w:t xml:space="preserve">FALSE</w:t>
+            </w:r>
+          </w:p>
+        </w:tc>
+      </w:tr>
+      <w:tr>
+        <w:trPr>
+          <w:cantSplit/>
+        </w:trPr>
+        <w:tc>
+          <w:tcPr>
+            <w:tcW w:type="dxa" w:w="6803"/>
+            <w:tcBorders>
+              <w:top w:val="single" w:sz="4" w:space="0" w:color="D9C58A"/>
+              <w:left w:val="single" w:sz="4" w:space="0" w:color="D9C58A"/>
+              <w:bottom w:val="single" w:sz="4" w:space="0" w:color="D9C58A"/>
+              <w:right w:val="single" w:sz="4" w:space="0" w:color="D9C58A"/>
+            </w:tcBorders>
+            <w:tcMar>
+              <w:top w:w="80" w:type="dxa"/>
+              <w:left w:w="140" w:type="dxa"/>
+              <w:bottom w:w="80" w:type="dxa"/>
+              <w:right w:w="140" w:type="dxa"/>
+            </w:tcMar>
+          </w:tcPr>
+          <w:p>
+            <w:pPr>
+              <w:keepNext/>
+              <w:spacing w:after="0"/>
+            </w:pPr>
+            <w:r>
+              <w:rPr>
+                <w:rFonts w:ascii="Aptos" w:hAnsi="Aptos"/>
+                <w:b w:val="0"/>
+                <w:i w:val="0"/>
+                <w:color w:val="1A1A1A"/>
+                <w:sz w:val="20"/>
+              </w:rPr>
+              <w:t xml:space="preserve">3.  He went to school in Germany.</w:t>
+            </w:r>
+          </w:p>
+        </w:tc>
+        <w:tc>
+          <w:tcPr>
+            <w:tcW w:type="dxa" w:w="1219"/>
+            <w:tcBorders>
+              <w:top w:val="single" w:sz="4" w:space="0" w:color="D9C58A"/>
+              <w:left w:val="single" w:sz="4" w:space="0" w:color="D9C58A"/>
+              <w:bottom w:val="single" w:sz="4" w:space="0" w:color="D9C58A"/>
+              <w:right w:val="single" w:sz="4" w:space="0" w:color="D9C58A"/>
+            </w:tcBorders>
+            <w:tcMar>
+              <w:top w:w="80" w:type="dxa"/>
+              <w:left w:w="140" w:type="dxa"/>
+              <w:bottom w:w="80" w:type="dxa"/>
+              <w:right w:w="140" w:type="dxa"/>
+            </w:tcMar>
+            <w:vAlign w:val="center"/>
+          </w:tcPr>
+          <w:p>
+            <w:pPr>
+              <w:keepNext/>
+              <w:spacing w:after="0"/>
+              <w:jc w:val="center"/>
+            </w:pPr>
+            <w:r>
+              <w:rPr>
+                <w:rFonts w:ascii="Aptos" w:hAnsi="Aptos"/>
+                <w:b/>
+                <w:i w:val="0"/>
+                <w:color w:val="1A1A1A"/>
+                <w:sz w:val="24"/>
+              </w:rPr>
+              <w:t xml:space="preserve">TRUE</w:t>
+            </w:r>
+          </w:p>
+        </w:tc>
+        <w:tc>
+          <w:tcPr>
+            <w:tcW w:type="dxa" w:w="1219"/>
+            <w:tcBorders>
+              <w:top w:val="single" w:sz="4" w:space="0" w:color="D9C58A"/>
+              <w:left w:val="single" w:sz="4" w:space="0" w:color="D9C58A"/>
+              <w:bottom w:val="single" w:sz="4" w:space="0" w:color="D9C58A"/>
+              <w:right w:val="single" w:sz="4" w:space="0" w:color="D9C58A"/>
+            </w:tcBorders>
+            <w:tcMar>
+              <w:top w:w="80" w:type="dxa"/>
+              <w:left w:w="140" w:type="dxa"/>
+              <w:bottom w:w="80" w:type="dxa"/>
+              <w:right w:w="140" w:type="dxa"/>
+            </w:tcMar>
+            <w:vAlign w:val="center"/>
+          </w:tcPr>
+          <w:p>
+            <w:pPr>
+              <w:keepNext/>
+              <w:spacing w:after="0"/>
+              <w:jc w:val="center"/>
+            </w:pPr>
+            <w:r>
+              <w:rPr>
+                <w:rFonts w:ascii="Aptos" w:hAnsi="Aptos"/>
+                <w:b/>
+                <w:i w:val="0"/>
+                <w:color w:val="1A1A1A"/>
+                <w:sz w:val="24"/>
+              </w:rPr>
+              <w:t xml:space="preserve">FALSE</w:t>
+            </w:r>
+          </w:p>
+        </w:tc>
+      </w:tr>
+      <w:tr>
+        <w:trPr>
+          <w:cantSplit/>
+        </w:trPr>
+        <w:tc>
+          <w:tcPr>
+            <w:tcW w:type="dxa" w:w="6803"/>
+            <w:tcBorders>
+              <w:top w:val="single" w:sz="4" w:space="0" w:color="D9C58A"/>
+              <w:left w:val="single" w:sz="4" w:space="0" w:color="D9C58A"/>
+              <w:bottom w:val="single" w:sz="4" w:space="0" w:color="D9C58A"/>
+              <w:right w:val="single" w:sz="4" w:space="0" w:color="D9C58A"/>
+            </w:tcBorders>
+            <w:tcMar>
+              <w:top w:w="80" w:type="dxa"/>
+              <w:left w:w="140" w:type="dxa"/>
+              <w:bottom w:w="80" w:type="dxa"/>
+              <w:right w:w="140" w:type="dxa"/>
+            </w:tcMar>
+          </w:tcPr>
+          <w:p>
+            <w:pPr>
+              <w:keepNext/>
+              <w:spacing w:after="0"/>
+            </w:pPr>
+            <w:r>
+              <w:rPr>
+                <w:rFonts w:ascii="Aptos" w:hAnsi="Aptos"/>
+                <w:b w:val="0"/>
+                <w:i w:val="0"/>
+                <w:color w:val="1A1A1A"/>
+                <w:sz w:val="20"/>
+              </w:rPr>
+              <w:t xml:space="preserve">4.  He led an army against the Germans.</w:t>
+            </w:r>
+          </w:p>
+        </w:tc>
+        <w:tc>
+          <w:tcPr>
+            <w:tcW w:type="dxa" w:w="1219"/>
+            <w:tcBorders>
+              <w:top w:val="single" w:sz="4" w:space="0" w:color="D9C58A"/>
+              <w:left w:val="single" w:sz="4" w:space="0" w:color="D9C58A"/>
+              <w:bottom w:val="single" w:sz="4" w:space="0" w:color="D9C58A"/>
+              <w:right w:val="single" w:sz="4" w:space="0" w:color="D9C58A"/>
+            </w:tcBorders>
+            <w:tcMar>
+              <w:top w:w="80" w:type="dxa"/>
+              <w:left w:w="140" w:type="dxa"/>
+              <w:bottom w:w="80" w:type="dxa"/>
+              <w:right w:w="140" w:type="dxa"/>
+            </w:tcMar>
+            <w:vAlign w:val="center"/>
+          </w:tcPr>
+          <w:p>
+            <w:pPr>
+              <w:keepNext/>
+              <w:spacing w:after="0"/>
+              <w:jc w:val="center"/>
+            </w:pPr>
+            <w:r>
+              <w:rPr>
+                <w:rFonts w:ascii="Aptos" w:hAnsi="Aptos"/>
+                <w:b/>
+                <w:i w:val="0"/>
+                <w:color w:val="1A1A1A"/>
+                <w:sz w:val="24"/>
+              </w:rPr>
+              <w:t xml:space="preserve">TRUE</w:t>
+            </w:r>
+          </w:p>
+        </w:tc>
+        <w:tc>
+          <w:tcPr>
+            <w:tcW w:type="dxa" w:w="1219"/>
+            <w:tcBorders>
+              <w:top w:val="single" w:sz="4" w:space="0" w:color="D9C58A"/>
+              <w:left w:val="single" w:sz="4" w:space="0" w:color="D9C58A"/>
+              <w:bottom w:val="single" w:sz="4" w:space="0" w:color="D9C58A"/>
+              <w:right w:val="single" w:sz="4" w:space="0" w:color="D9C58A"/>
+            </w:tcBorders>
+            <w:tcMar>
+              <w:top w:w="80" w:type="dxa"/>
+              <w:left w:w="140" w:type="dxa"/>
+              <w:bottom w:w="80" w:type="dxa"/>
+              <w:right w:w="140" w:type="dxa"/>
+            </w:tcMar>
+            <w:vAlign w:val="center"/>
+          </w:tcPr>
+          <w:p>
+            <w:pPr>
+              <w:keepNext/>
+              <w:spacing w:after="0"/>
+              <w:jc w:val="center"/>
+            </w:pPr>
+            <w:r>
+              <w:rPr>
+                <w:rFonts w:ascii="Aptos" w:hAnsi="Aptos"/>
+                <w:b/>
+                <w:i w:val="0"/>
+                <w:color w:val="1A1A1A"/>
+                <w:sz w:val="24"/>
+              </w:rPr>
+              <w:t xml:space="preserve">FALSE</w:t>
+            </w:r>
+          </w:p>
+        </w:tc>
+      </w:tr>
+      <w:tr>
+        <w:trPr>
+          <w:cantSplit/>
+        </w:trPr>
+        <w:tc>
+          <w:tcPr>
+            <w:tcW w:type="dxa" w:w="6803"/>
+            <w:tcBorders>
+              <w:top w:val="single" w:sz="4" w:space="0" w:color="D9C58A"/>
+              <w:left w:val="single" w:sz="4" w:space="0" w:color="D9C58A"/>
+              <w:bottom w:val="single" w:sz="4" w:space="0" w:color="D9C58A"/>
+              <w:right w:val="single" w:sz="4" w:space="0" w:color="D9C58A"/>
+            </w:tcBorders>
+            <w:tcMar>
+              <w:top w:w="80" w:type="dxa"/>
+              <w:left w:w="140" w:type="dxa"/>
+              <w:bottom w:w="80" w:type="dxa"/>
+              <w:right w:w="140" w:type="dxa"/>
+            </w:tcMar>
+          </w:tcPr>
+          <w:p>
+            <w:pPr>
+              <w:keepNext/>
+              <w:spacing w:after="0"/>
+            </w:pPr>
+            <w:r>
+              <w:rPr>
+                <w:rFonts w:ascii="Aptos" w:hAnsi="Aptos"/>
+                <w:b w:val="0"/>
+                <w:i w:val="0"/>
+                <w:color w:val="1A1A1A"/>
+                <w:sz w:val="20"/>
+              </w:rPr>
+              <w:t xml:space="preserve">5.  He was charged with treason.</w:t>
+            </w:r>
+          </w:p>
+        </w:tc>
+        <w:tc>
+          <w:tcPr>
+            <w:tcW w:type="dxa" w:w="1219"/>
+            <w:tcBorders>
+              <w:top w:val="single" w:sz="4" w:space="0" w:color="D9C58A"/>
+              <w:left w:val="single" w:sz="4" w:space="0" w:color="D9C58A"/>
+              <w:bottom w:val="single" w:sz="4" w:space="0" w:color="D9C58A"/>
+              <w:right w:val="single" w:sz="4" w:space="0" w:color="D9C58A"/>
+            </w:tcBorders>
+            <w:tcMar>
+              <w:top w:w="80" w:type="dxa"/>
+              <w:left w:w="140" w:type="dxa"/>
+              <w:bottom w:w="80" w:type="dxa"/>
+              <w:right w:w="140" w:type="dxa"/>
+            </w:tcMar>
+            <w:vAlign w:val="center"/>
+          </w:tcPr>
+          <w:p>
+            <w:pPr>
+              <w:keepNext/>
+              <w:spacing w:after="0"/>
+              <w:jc w:val="center"/>
+            </w:pPr>
+            <w:r>
+              <w:rPr>
+                <w:rFonts w:ascii="Aptos" w:hAnsi="Aptos"/>
+                <w:b/>
+                <w:i w:val="0"/>
+                <w:color w:val="1A1A1A"/>
+                <w:sz w:val="24"/>
+              </w:rPr>
+              <w:t xml:space="preserve">TRUE</w:t>
+            </w:r>
+          </w:p>
+        </w:tc>
+        <w:tc>
+          <w:tcPr>
+            <w:tcW w:type="dxa" w:w="1219"/>
+            <w:tcBorders>
+              <w:top w:val="single" w:sz="4" w:space="0" w:color="D9C58A"/>
+              <w:left w:val="single" w:sz="4" w:space="0" w:color="D9C58A"/>
+              <w:bottom w:val="single" w:sz="4" w:space="0" w:color="D9C58A"/>
+              <w:right w:val="single" w:sz="4" w:space="0" w:color="D9C58A"/>
+            </w:tcBorders>
+            <w:tcMar>
+              <w:top w:w="80" w:type="dxa"/>
+              <w:left w:w="140" w:type="dxa"/>
+              <w:bottom w:w="80" w:type="dxa"/>
+              <w:right w:w="140" w:type="dxa"/>
+            </w:tcMar>
+            <w:vAlign w:val="center"/>
+          </w:tcPr>
+          <w:p>
+            <w:pPr>
+              <w:keepNext/>
+              <w:spacing w:after="0"/>
+              <w:jc w:val="center"/>
+            </w:pPr>
+            <w:r>
+              <w:rPr>
+                <w:rFonts w:ascii="Aptos" w:hAnsi="Aptos"/>
+                <w:b/>
+                <w:i w:val="0"/>
+                <w:color w:val="1A1A1A"/>
+                <w:sz w:val="24"/>
+              </w:rPr>
+              <w:t xml:space="preserve">FALSE</w:t>
+            </w:r>
+          </w:p>
+        </w:tc>
+      </w:tr>
+      <w:tr>
+        <w:trPr>
+          <w:cantSplit/>
+        </w:trPr>
+        <w:tc>
+          <w:tcPr>
+            <w:tcW w:type="dxa" w:w="6803"/>
+            <w:tcBorders>
+              <w:top w:val="single" w:sz="4" w:space="0" w:color="D9C58A"/>
+              <w:left w:val="single" w:sz="4" w:space="0" w:color="D9C58A"/>
+              <w:bottom w:val="single" w:sz="4" w:space="0" w:color="D9C58A"/>
+              <w:right w:val="single" w:sz="4" w:space="0" w:color="D9C58A"/>
+            </w:tcBorders>
+            <w:tcMar>
+              <w:top w:w="80" w:type="dxa"/>
+              <w:left w:w="140" w:type="dxa"/>
+              <w:bottom w:w="80" w:type="dxa"/>
+              <w:right w:w="140" w:type="dxa"/>
+            </w:tcMar>
+          </w:tcPr>
+          <w:p>
+            <w:pPr>
+              <w:spacing w:after="0"/>
+            </w:pPr>
+            <w:r>
+              <w:rPr>
+                <w:rFonts w:ascii="Aptos" w:hAnsi="Aptos"/>
+                <w:b w:val="0"/>
+                <w:i w:val="0"/>
+                <w:color w:val="1A1A1A"/>
+                <w:sz w:val="20"/>
+              </w:rPr>
+              <w:t xml:space="preserve">6.  He lived to see the end of the First World War.</w:t>
+            </w:r>
+          </w:p>
+        </w:tc>
+        <w:tc>
+          <w:tcPr>
+            <w:tcW w:type="dxa" w:w="1219"/>
+            <w:tcBorders>
+              <w:top w:val="single" w:sz="4" w:space="0" w:color="D9C58A"/>
+              <w:left w:val="single" w:sz="4" w:space="0" w:color="D9C58A"/>
+              <w:bottom w:val="single" w:sz="4" w:space="0" w:color="D9C58A"/>
+              <w:right w:val="single" w:sz="4" w:space="0" w:color="D9C58A"/>
+            </w:tcBorders>
+            <w:tcMar>
+              <w:top w:w="80" w:type="dxa"/>
+              <w:left w:w="140" w:type="dxa"/>
+              <w:bottom w:w="80" w:type="dxa"/>
+              <w:right w:w="140" w:type="dxa"/>
+            </w:tcMar>
+            <w:vAlign w:val="center"/>
+          </w:tcPr>
+          <w:p>
+            <w:pPr>
+              <w:spacing w:after="0"/>
+              <w:jc w:val="center"/>
+            </w:pPr>
+            <w:r>
+              <w:rPr>
+                <w:rFonts w:ascii="Aptos" w:hAnsi="Aptos"/>
+                <w:b/>
+                <w:i w:val="0"/>
+                <w:color w:val="1A1A1A"/>
+                <w:sz w:val="24"/>
+              </w:rPr>
+              <w:t xml:space="preserve">TRUE</w:t>
+            </w:r>
+          </w:p>
+        </w:tc>
+        <w:tc>
+          <w:tcPr>
+            <w:tcW w:type="dxa" w:w="1219"/>
+            <w:tcBorders>
+              <w:top w:val="single" w:sz="4" w:space="0" w:color="D9C58A"/>
+              <w:left w:val="single" w:sz="4" w:space="0" w:color="D9C58A"/>
+              <w:bottom w:val="single" w:sz="4" w:space="0" w:color="D9C58A"/>
+              <w:right w:val="single" w:sz="4" w:space="0" w:color="D9C58A"/>
+            </w:tcBorders>
+            <w:tcMar>
+              <w:top w:w="80" w:type="dxa"/>
+              <w:left w:w="140" w:type="dxa"/>
+              <w:bottom w:w="80" w:type="dxa"/>
+              <w:right w:w="140" w:type="dxa"/>
+            </w:tcMar>
+            <w:vAlign w:val="center"/>
+          </w:tcPr>
+          <w:p>
+            <w:pPr>
+              <w:spacing w:after="0"/>
+              <w:jc w:val="center"/>
+            </w:pPr>
+            <w:r>
+              <w:rPr>
+                <w:rFonts w:ascii="Aptos" w:hAnsi="Aptos"/>
+                <w:b/>
+                <w:i w:val="0"/>
+                <w:color w:val="1A1A1A"/>
+                <w:sz w:val="24"/>
+              </w:rPr>
+              <w:t xml:space="preserve">FALSE</w:t>
+            </w:r>
+          </w:p>
+        </w:tc>
+      </w:tr>
+    </w:tbl>
+    <w:p>
+      <w:pPr>
+        <w:spacing w:after="0" w:line="160" w:lineRule="exact"/>
+      </w:pPr>
+      <w:r>
+        <w:rPr>
+          <w:sz w:val="4"/>
+        </w:rPr>
+      </w:r>
+    </w:p>
+    <w:p>
+      <w:pPr>
+        <w:keepNext/>
+        <w:spacing w:before="0" w:after="40"/>
+      </w:pPr>
+      <w:r>
+        <w:rPr>
+          <w:rFonts w:ascii="Aptos" w:hAnsi="Aptos"/>
+          <w:b/>
+          <w:i w:val="0"/>
+          <w:color w:val="CE1126"/>
+          <w:sz w:val="21"/>
+        </w:rPr>
+        <w:t xml:space="preserve">▶  A LETTER TO PARLIAMENT, 1912 — WRITE AS A DUALA CHIEF</w:t>
+      </w:r>
+    </w:p>
+    <w:p>
+      <w:pPr>
+        <w:keepNext/>
+        <w:spacing w:before="0" w:after="120"/>
+      </w:pPr>
+      <w:r>
+        <w:rPr>
+          <w:rFonts w:ascii="Aptos" w:hAnsi="Aptos"/>
+          <w:b w:val="0"/>
+          <w:i w:val="0"/>
+          <w:color w:val="1A1A1A"/>
+          <w:sz w:val="20"/>
+        </w:rPr>
+        <w:t xml:space="preserve">Ask the German parliament to stop the land seizures. Starters: “We, the Duala people, ask you to…”  “It is unfair that…”  “Our land matters because…”</w:t>
+      </w:r>
+    </w:p>
+    <w:p>
+      <w:pPr>
+        <w:keepNext/>
+        <w:spacing w:before="0" w:after="0"/>
+      </w:pPr>
+      <w:r>
+        <w:rPr>
+          <w:rFonts w:ascii="Aptos" w:hAnsi="Aptos"/>
+          <w:b w:val="0"/>
+          <w:i/>
+          <w:color w:val="1A1A1A"/>
+          <w:sz w:val="20"/>
+        </w:rPr>
+        <w:t xml:space="preserve">To the Members of the Reichstag,</w:t>
       </w:r>
     </w:p>
     <w:tbl>
@@ -3012,12 +4095,232 @@
           </w:tcPr>
           <w:p>
             <w:pPr>
+              <w:keepNext/>
+              <w:spacing w:after="0"/>
+            </w:pPr>
+          </w:p>
+        </w:tc>
+      </w:tr>
+      <w:tr>
+        <w:trPr>
+          <w:trHeight w:val="442" w:hRule="exact"/>
+        </w:trPr>
+        <w:tc>
+          <w:tcPr>
+            <w:tcW w:type="dxa" w:w="9242"/>
+            <w:tcBorders>
+              <w:top w:val="nil"/>
+              <w:left w:val="nil"/>
+              <w:bottom w:val="single" w:sz="6" w:space="0" w:color="BDBDBD"/>
+              <w:right w:val="nil"/>
+            </w:tcBorders>
+          </w:tcPr>
+          <w:p>
+            <w:pPr>
+              <w:keepNext/>
+              <w:spacing w:after="0"/>
+            </w:pPr>
+          </w:p>
+        </w:tc>
+      </w:tr>
+      <w:tr>
+        <w:trPr>
+          <w:trHeight w:val="442" w:hRule="exact"/>
+        </w:trPr>
+        <w:tc>
+          <w:tcPr>
+            <w:tcW w:type="dxa" w:w="9242"/>
+            <w:tcBorders>
+              <w:top w:val="nil"/>
+              <w:left w:val="nil"/>
+              <w:bottom w:val="single" w:sz="6" w:space="0" w:color="BDBDBD"/>
+              <w:right w:val="nil"/>
+            </w:tcBorders>
+          </w:tcPr>
+          <w:p>
+            <w:pPr>
+              <w:keepNext/>
+              <w:spacing w:after="0"/>
+            </w:pPr>
+          </w:p>
+        </w:tc>
+      </w:tr>
+      <w:tr>
+        <w:trPr>
+          <w:trHeight w:val="442" w:hRule="exact"/>
+        </w:trPr>
+        <w:tc>
+          <w:tcPr>
+            <w:tcW w:type="dxa" w:w="9242"/>
+            <w:tcBorders>
+              <w:top w:val="nil"/>
+              <w:left w:val="nil"/>
+              <w:bottom w:val="single" w:sz="6" w:space="0" w:color="BDBDBD"/>
+              <w:right w:val="nil"/>
+            </w:tcBorders>
+          </w:tcPr>
+          <w:p>
+            <w:pPr>
               <w:spacing w:after="0"/>
             </w:pPr>
           </w:p>
         </w:tc>
       </w:tr>
     </w:tbl>
+    <w:p>
+      <w:pPr>
+        <w:spacing w:after="0" w:line="160" w:lineRule="exact"/>
+      </w:pPr>
+      <w:r>
+        <w:rPr>
+          <w:sz w:val="4"/>
+        </w:rPr>
+      </w:r>
+    </w:p>
+    <w:p>
+      <w:pPr>
+        <w:keepNext/>
+        <w:pBdr>
+          <w:top w:val="single" w:sz="4" w:space="4" w:color="E8A800"/>
+          <w:left w:val="single" w:sz="4" w:space="6" w:color="E8A800"/>
+          <w:bottom w:val="single" w:sz="4" w:space="4" w:color="E8A800"/>
+          <w:right w:val="single" w:sz="4" w:space="6" w:color="E8A800"/>
+        </w:pBdr>
+        <w:shd w:val="clear" w:color="auto" w:fill="E8A800"/>
+        <w:spacing w:before="200" w:after="120"/>
+        <w:ind w:left="68" w:right="68"/>
+      </w:pPr>
+      <w:r>
+        <w:rPr>
+          <w:rFonts w:ascii="Aptos Display" w:hAnsi="Aptos Display"/>
+          <w:b/>
+          <w:i w:val="0"/>
+          <w:color w:val="1A1A1A"/>
+          <w:sz w:val="27"/>
+        </w:rPr>
+        <w:t xml:space="preserve">5.  Talk It Out</w:t>
+      </w:r>
+    </w:p>
+    <w:p>
+      <w:pPr>
+        <w:keepNext/>
+        <w:spacing w:before="0" w:after="40"/>
+      </w:pPr>
+      <w:r>
+        <w:rPr>
+          <w:rFonts w:ascii="Aptos" w:hAnsi="Aptos"/>
+          <w:b/>
+          <w:i w:val="0"/>
+          <w:color w:val="CE1126"/>
+          <w:sz w:val="21"/>
+        </w:rPr>
+        <w:t xml:space="preserve">▶  TALK IT OUT — DISCUSS WITH A PARTNER OR GROUP</w:t>
+      </w:r>
+    </w:p>
+    <w:p>
+      <w:pPr>
+        <w:spacing w:after="60"/>
+        <w:ind w:left="454" w:hanging="255"/>
+      </w:pPr>
+      <w:r>
+        <w:rPr>
+          <w:rFonts w:ascii="Aptos" w:hAnsi="Aptos"/>
+          <w:b/>
+          <w:i w:val="0"/>
+          <w:color w:val="CE1126"/>
+          <w:sz w:val="16"/>
+        </w:rPr>
+        <w:t xml:space="preserve">■  </w:t>
+      </w:r>
+      <w:r>
+        <w:rPr>
+          <w:rFonts w:ascii="Aptos" w:hAnsi="Aptos"/>
+          <w:b w:val="0"/>
+          <w:i w:val="0"/>
+          <w:color w:val="1A1A1A"/>
+          <w:sz w:val="20"/>
+        </w:rPr>
+        <w:t xml:space="preserve">Why do you think he chose the law instead of weapons?</w:t>
+      </w:r>
+    </w:p>
+    <w:p>
+      <w:pPr>
+        <w:spacing w:after="60"/>
+        <w:ind w:left="454" w:hanging="255"/>
+      </w:pPr>
+      <w:r>
+        <w:rPr>
+          <w:rFonts w:ascii="Aptos" w:hAnsi="Aptos"/>
+          <w:b/>
+          <w:i w:val="0"/>
+          <w:color w:val="E8A800"/>
+          <w:sz w:val="16"/>
+        </w:rPr>
+        <w:t xml:space="preserve">■  </w:t>
+      </w:r>
+      <w:r>
+        <w:rPr>
+          <w:rFonts w:ascii="Aptos" w:hAnsi="Aptos"/>
+          <w:b w:val="0"/>
+          <w:i w:val="0"/>
+          <w:color w:val="1A1A1A"/>
+          <w:sz w:val="20"/>
+        </w:rPr>
+        <w:t xml:space="preserve">Was his trial fair? Why or why not?</w:t>
+      </w:r>
+    </w:p>
+    <w:p>
+      <w:pPr>
+        <w:spacing w:after="60"/>
+        <w:ind w:left="454" w:hanging="255"/>
+      </w:pPr>
+      <w:r>
+        <w:rPr>
+          <w:rFonts w:ascii="Aptos" w:hAnsi="Aptos"/>
+          <w:b/>
+          <w:i w:val="0"/>
+          <w:color w:val="007A3D"/>
+          <w:sz w:val="16"/>
+        </w:rPr>
+        <w:t xml:space="preserve">■  </w:t>
+      </w:r>
+      <w:r>
+        <w:rPr>
+          <w:rFonts w:ascii="Aptos" w:hAnsi="Aptos"/>
+          <w:b w:val="0"/>
+          <w:i w:val="0"/>
+          <w:color w:val="1A1A1A"/>
+          <w:sz w:val="20"/>
+        </w:rPr>
+        <w:t xml:space="preserve">Why is it important for countries like Germany to remember people like him?</w:t>
+      </w:r>
+    </w:p>
+    <w:p>
+      <w:pPr>
+        <w:spacing w:after="60"/>
+        <w:ind w:left="454" w:hanging="255"/>
+      </w:pPr>
+      <w:r>
+        <w:rPr>
+          <w:rFonts w:ascii="Aptos" w:hAnsi="Aptos"/>
+          <w:b/>
+          <w:i w:val="0"/>
+          <w:color w:val="CE1126"/>
+          <w:sz w:val="16"/>
+        </w:rPr>
+        <w:t xml:space="preserve">■  </w:t>
+      </w:r>
+      <w:r>
+        <w:rPr>
+          <w:rFonts w:ascii="Aptos" w:hAnsi="Aptos"/>
+          <w:b w:val="0"/>
+          <w:i w:val="0"/>
+          <w:color w:val="1A1A1A"/>
+          <w:sz w:val="20"/>
+        </w:rPr>
+        <w:t xml:space="preserve">Are there people today who protest using the law, petitions or the courts?</w:t>
+      </w:r>
+    </w:p>
     <w:p>
       <w:pPr>
         <w:spacing w:after="0" w:line="160" w:lineRule="exact"/>
@@ -3049,7 +4352,7 @@
           <w:color w:val="FFFFFF"/>
           <w:sz w:val="27"/>
         </w:rPr>
-        <w:t xml:space="preserve">6.  Fair or Unfair?</w:t>
+        <w:t xml:space="preserve">6.  Reflection &amp; Exit Ticket</w:t>
       </w:r>
     </w:p>
     <w:p>
@@ -3062,10 +4365,26 @@
           <w:rFonts w:ascii="Aptos" w:hAnsi="Aptos"/>
           <w:b/>
           <w:i w:val="0"/>
-          <w:color w:val="007A3D"/>
+          <w:color w:val="CE1126"/>
           <w:sz w:val="21"/>
         </w:rPr>
-        <w:t xml:space="preserve">Was Manga Bell's trial fair? Circle one.</w:t>
+        <w:t xml:space="preserve">▶  WHERE DO YOU STAND? — CIRCLE A NUMBER</w:t>
+      </w:r>
+    </w:p>
+    <w:p>
+      <w:pPr>
+        <w:keepNext/>
+        <w:spacing w:before="0" w:after="80"/>
+      </w:pPr>
+      <w:r>
+        <w:rPr>
+          <w:rFonts w:ascii="Aptos" w:hAnsi="Aptos"/>
+          <w:b w:val="0"/>
+          <w:i/>
+          <w:color w:val="1A1A1A"/>
+          <w:sz w:val="20"/>
+        </w:rPr>
+        <w:t xml:space="preserve">“Peaceful protest can be more powerful than violence.”</w:t>
       </w:r>
     </w:p>
     <w:tbl>
@@ -3080,7 +4399,7 @@
         <w:gridCol w:w="1848"/>
         <w:gridCol w:w="1848"/>
         <w:gridCol w:w="1848"/>
-        <w:gridCol w:w="1849"/>
+        <w:gridCol w:w="1848"/>
       </w:tblGrid>
       <w:tr>
         <w:trPr>
@@ -3095,16 +4414,17 @@
               <w:bottom w:val="single" w:sz="4" w:space="0" w:color="D9C58A"/>
               <w:right w:val="single" w:sz="4" w:space="0" w:color="D9C58A"/>
             </w:tcBorders>
-            <w:tcMar>
-              <w:top w:w="80" w:type="dxa"/>
-              <w:left w:w="140" w:type="dxa"/>
-              <w:bottom w:w="80" w:type="dxa"/>
-              <w:right w:w="140" w:type="dxa"/>
-            </w:tcMar>
-            <w:vAlign w:val="center"/>
-          </w:tcPr>
-          <w:p>
-            <w:pPr>
+            <w:shd w:val="clear" w:color="auto" w:fill="FBE4E7"/>
+            <w:tcMar>
+              <w:top w:w="80" w:type="dxa"/>
+              <w:left w:w="140" w:type="dxa"/>
+              <w:bottom w:w="80" w:type="dxa"/>
+              <w:right w:w="140" w:type="dxa"/>
+            </w:tcMar>
+          </w:tcPr>
+          <w:p>
+            <w:pPr>
+              <w:keepNext/>
               <w:spacing w:after="0"/>
               <w:jc w:val="center"/>
             </w:pPr>
@@ -3116,7 +4436,24 @@
                 <w:color w:val="1A1A1A"/>
                 <w:sz w:val="24"/>
               </w:rPr>
-              <w:t xml:space="preserve">1  Very unfair</w:t>
+              <w:t xml:space="preserve">1</w:t>
+            </w:r>
+          </w:p>
+          <w:p>
+            <w:pPr>
+              <w:keepNext/>
+              <w:spacing w:after="0"/>
+              <w:jc w:val="center"/>
+            </w:pPr>
+            <w:r>
+              <w:rPr>
+                <w:rFonts w:ascii="Aptos" w:hAnsi="Aptos"/>
+                <w:b w:val="0"/>
+                <w:i w:val="0"/>
+                <w:color w:val="5E5E5E"/>
+                <w:sz w:val="16"/>
+              </w:rPr>
+              <w:t xml:space="preserve">Strongly disagree</w:t>
             </w:r>
           </w:p>
         </w:tc>
@@ -3129,16 +4466,17 @@
               <w:bottom w:val="single" w:sz="4" w:space="0" w:color="D9C58A"/>
               <w:right w:val="single" w:sz="4" w:space="0" w:color="D9C58A"/>
             </w:tcBorders>
-            <w:tcMar>
-              <w:top w:w="80" w:type="dxa"/>
-              <w:left w:w="140" w:type="dxa"/>
-              <w:bottom w:w="80" w:type="dxa"/>
-              <w:right w:w="140" w:type="dxa"/>
-            </w:tcMar>
-            <w:vAlign w:val="center"/>
-          </w:tcPr>
-          <w:p>
-            <w:pPr>
+            <w:shd w:val="clear" w:color="auto" w:fill="FFF3CC"/>
+            <w:tcMar>
+              <w:top w:w="80" w:type="dxa"/>
+              <w:left w:w="140" w:type="dxa"/>
+              <w:bottom w:w="80" w:type="dxa"/>
+              <w:right w:w="140" w:type="dxa"/>
+            </w:tcMar>
+          </w:tcPr>
+          <w:p>
+            <w:pPr>
+              <w:keepNext/>
               <w:spacing w:after="0"/>
               <w:jc w:val="center"/>
             </w:pPr>
@@ -3153,6 +4491,23 @@
               <w:t xml:space="preserve">2</w:t>
             </w:r>
           </w:p>
+          <w:p>
+            <w:pPr>
+              <w:keepNext/>
+              <w:spacing w:after="0"/>
+              <w:jc w:val="center"/>
+            </w:pPr>
+            <w:r>
+              <w:rPr>
+                <w:rFonts w:ascii="Aptos" w:hAnsi="Aptos"/>
+                <w:b w:val="0"/>
+                <w:i w:val="0"/>
+                <w:color w:val="5E5E5E"/>
+                <w:sz w:val="16"/>
+              </w:rPr>
+              <w:t xml:space="preserve">Disagree</w:t>
+            </w:r>
+          </w:p>
         </w:tc>
         <w:tc>
           <w:tcPr>
@@ -3163,16 +4518,17 @@
               <w:bottom w:val="single" w:sz="4" w:space="0" w:color="D9C58A"/>
               <w:right w:val="single" w:sz="4" w:space="0" w:color="D9C58A"/>
             </w:tcBorders>
-            <w:tcMar>
-              <w:top w:w="80" w:type="dxa"/>
-              <w:left w:w="140" w:type="dxa"/>
-              <w:bottom w:w="80" w:type="dxa"/>
-              <w:right w:w="140" w:type="dxa"/>
-            </w:tcMar>
-            <w:vAlign w:val="center"/>
-          </w:tcPr>
-          <w:p>
-            <w:pPr>
+            <w:shd w:val="clear" w:color="auto" w:fill="FFF3CC"/>
+            <w:tcMar>
+              <w:top w:w="80" w:type="dxa"/>
+              <w:left w:w="140" w:type="dxa"/>
+              <w:bottom w:w="80" w:type="dxa"/>
+              <w:right w:w="140" w:type="dxa"/>
+            </w:tcMar>
+          </w:tcPr>
+          <w:p>
+            <w:pPr>
+              <w:keepNext/>
               <w:spacing w:after="0"/>
               <w:jc w:val="center"/>
             </w:pPr>
@@ -3187,6 +4543,23 @@
               <w:t xml:space="preserve">3</w:t>
             </w:r>
           </w:p>
+          <w:p>
+            <w:pPr>
+              <w:keepNext/>
+              <w:spacing w:after="0"/>
+              <w:jc w:val="center"/>
+            </w:pPr>
+            <w:r>
+              <w:rPr>
+                <w:rFonts w:ascii="Aptos" w:hAnsi="Aptos"/>
+                <w:b w:val="0"/>
+                <w:i w:val="0"/>
+                <w:color w:val="5E5E5E"/>
+                <w:sz w:val="16"/>
+              </w:rPr>
+              <w:t xml:space="preserve">Not sure</w:t>
+            </w:r>
+          </w:p>
         </w:tc>
         <w:tc>
           <w:tcPr>
@@ -3197,16 +4570,17 @@
               <w:bottom w:val="single" w:sz="4" w:space="0" w:color="D9C58A"/>
               <w:right w:val="single" w:sz="4" w:space="0" w:color="D9C58A"/>
             </w:tcBorders>
-            <w:tcMar>
-              <w:top w:w="80" w:type="dxa"/>
-              <w:left w:w="140" w:type="dxa"/>
-              <w:bottom w:w="80" w:type="dxa"/>
-              <w:right w:w="140" w:type="dxa"/>
-            </w:tcMar>
-            <w:vAlign w:val="center"/>
-          </w:tcPr>
-          <w:p>
-            <w:pPr>
+            <w:shd w:val="clear" w:color="auto" w:fill="DDF0E4"/>
+            <w:tcMar>
+              <w:top w:w="80" w:type="dxa"/>
+              <w:left w:w="140" w:type="dxa"/>
+              <w:bottom w:w="80" w:type="dxa"/>
+              <w:right w:w="140" w:type="dxa"/>
+            </w:tcMar>
+          </w:tcPr>
+          <w:p>
+            <w:pPr>
+              <w:keepNext/>
               <w:spacing w:after="0"/>
               <w:jc w:val="center"/>
             </w:pPr>
@@ -3221,38 +4595,73 @@
               <w:t xml:space="preserve">4</w:t>
             </w:r>
           </w:p>
-        </w:tc>
-        <w:tc>
-          <w:tcPr>
-            <w:tcW w:type="dxa" w:w="1849"/>
-            <w:tcBorders>
-              <w:top w:val="single" w:sz="4" w:space="0" w:color="D9C58A"/>
-              <w:left w:val="single" w:sz="4" w:space="0" w:color="D9C58A"/>
-              <w:bottom w:val="single" w:sz="4" w:space="0" w:color="D9C58A"/>
-              <w:right w:val="single" w:sz="4" w:space="0" w:color="D9C58A"/>
-            </w:tcBorders>
-            <w:tcMar>
-              <w:top w:w="80" w:type="dxa"/>
-              <w:left w:w="140" w:type="dxa"/>
-              <w:bottom w:w="80" w:type="dxa"/>
-              <w:right w:w="140" w:type="dxa"/>
-            </w:tcMar>
-            <w:vAlign w:val="center"/>
-          </w:tcPr>
-          <w:p>
-            <w:pPr>
+          <w:p>
+            <w:pPr>
+              <w:keepNext/>
               <w:spacing w:after="0"/>
               <w:jc w:val="center"/>
             </w:pPr>
             <w:r>
               <w:rPr>
                 <w:rFonts w:ascii="Aptos" w:hAnsi="Aptos"/>
+                <w:b w:val="0"/>
+                <w:i w:val="0"/>
+                <w:color w:val="5E5E5E"/>
+                <w:sz w:val="16"/>
+              </w:rPr>
+              <w:t xml:space="preserve">Agree</w:t>
+            </w:r>
+          </w:p>
+        </w:tc>
+        <w:tc>
+          <w:tcPr>
+            <w:tcW w:type="dxa" w:w="1848"/>
+            <w:tcBorders>
+              <w:top w:val="single" w:sz="4" w:space="0" w:color="D9C58A"/>
+              <w:left w:val="single" w:sz="4" w:space="0" w:color="D9C58A"/>
+              <w:bottom w:val="single" w:sz="4" w:space="0" w:color="D9C58A"/>
+              <w:right w:val="single" w:sz="4" w:space="0" w:color="D9C58A"/>
+            </w:tcBorders>
+            <w:shd w:val="clear" w:color="auto" w:fill="DDF0E4"/>
+            <w:tcMar>
+              <w:top w:w="80" w:type="dxa"/>
+              <w:left w:w="140" w:type="dxa"/>
+              <w:bottom w:w="80" w:type="dxa"/>
+              <w:right w:w="140" w:type="dxa"/>
+            </w:tcMar>
+          </w:tcPr>
+          <w:p>
+            <w:pPr>
+              <w:keepNext/>
+              <w:spacing w:after="0"/>
+              <w:jc w:val="center"/>
+            </w:pPr>
+            <w:r>
+              <w:rPr>
+                <w:rFonts w:ascii="Aptos" w:hAnsi="Aptos"/>
                 <w:b/>
                 <w:i w:val="0"/>
                 <w:color w:val="1A1A1A"/>
                 <w:sz w:val="24"/>
               </w:rPr>
-              <w:t xml:space="preserve">5  Very fair</w:t>
+              <w:t xml:space="preserve">5</w:t>
+            </w:r>
+          </w:p>
+          <w:p>
+            <w:pPr>
+              <w:keepNext/>
+              <w:spacing w:after="0"/>
+              <w:jc w:val="center"/>
+            </w:pPr>
+            <w:r>
+              <w:rPr>
+                <w:rFonts w:ascii="Aptos" w:hAnsi="Aptos"/>
+                <w:b w:val="0"/>
+                <w:i w:val="0"/>
+                <w:color w:val="5E5E5E"/>
+                <w:sz w:val="16"/>
+              </w:rPr>
+              <w:t xml:space="preserve">Strongly agree</w:t>
             </w:r>
           </w:p>
         </w:tc>
@@ -3260,6 +4669,7 @@
     </w:tbl>
     <w:p>
       <w:pPr>
+        <w:keepNext/>
         <w:spacing w:after="0" w:line="160" w:lineRule="exact"/>
       </w:pPr>
       <w:r>
@@ -3281,7 +4691,7 @@
           <w:color w:val="007A3D"/>
           <w:sz w:val="21"/>
         </w:rPr>
-        <w:t xml:space="preserve">Explain your answer.</w:t>
+        <w:t xml:space="preserve">Because…</w:t>
       </w:r>
     </w:p>
     <w:tbl>
@@ -3316,30 +4726,10 @@
           </w:p>
         </w:tc>
       </w:tr>
-      <w:tr>
-        <w:trPr>
-          <w:trHeight w:val="442" w:hRule="exact"/>
-        </w:trPr>
-        <w:tc>
-          <w:tcPr>
-            <w:tcW w:type="dxa" w:w="9242"/>
-            <w:tcBorders>
-              <w:top w:val="nil"/>
-              <w:left w:val="nil"/>
-              <w:bottom w:val="single" w:sz="6" w:space="0" w:color="BDBDBD"/>
-              <w:right w:val="nil"/>
-            </w:tcBorders>
-          </w:tcPr>
-          <w:p>
-            <w:pPr>
-              <w:spacing w:after="0"/>
-            </w:pPr>
-          </w:p>
-        </w:tc>
-      </w:tr>
     </w:tbl>
     <w:p>
       <w:pPr>
+        <w:keepNext/>
         <w:spacing w:after="0" w:line="160" w:lineRule="exact"/>
       </w:pPr>
       <w:r>
@@ -3351,31 +4741,23 @@
     <w:p>
       <w:pPr>
         <w:keepNext/>
-        <w:pBdr>
-          <w:top w:val="single" w:sz="4" w:space="4" w:color="CE1126"/>
-          <w:left w:val="single" w:sz="4" w:space="6" w:color="CE1126"/>
-          <w:bottom w:val="single" w:sz="4" w:space="4" w:color="CE1126"/>
-          <w:right w:val="single" w:sz="4" w:space="6" w:color="CE1126"/>
-        </w:pBdr>
-        <w:shd w:val="clear" w:color="auto" w:fill="CE1126"/>
-        <w:spacing w:before="200" w:after="120"/>
-        <w:ind w:left="68" w:right="68"/>
+        <w:spacing w:before="0" w:after="40"/>
       </w:pPr>
       <w:r>
         <w:rPr>
-          <w:rFonts w:ascii="Aptos Display" w:hAnsi="Aptos Display"/>
+          <w:rFonts w:ascii="Aptos" w:hAnsi="Aptos"/>
           <w:b/>
           <w:i w:val="0"/>
-          <w:color w:val="FFFFFF"/>
-          <w:sz w:val="27"/>
+          <w:color w:val="CE1126"/>
+          <w:sz w:val="21"/>
         </w:rPr>
-        <w:t xml:space="preserve">7.  A Letter to Parliament – 1912</w:t>
+        <w:t xml:space="preserve">▶  CONFIDENCE CHECK — CIRCLE ONE</w:t>
       </w:r>
     </w:p>
     <w:p>
       <w:pPr>
         <w:keepNext/>
-        <w:spacing w:before="0" w:after="120"/>
+        <w:spacing w:before="0" w:after="80"/>
       </w:pPr>
       <w:r>
         <w:rPr>
@@ -3385,39 +4767,7 @@
           <w:color w:val="1A1A1A"/>
           <w:sz w:val="20"/>
         </w:rPr>
-        <w:t xml:space="preserve">Imagine you are a Duala chief in 1912. Write a short letter to the German parliament asking them to stop the land seizures.</w:t>
-      </w:r>
-    </w:p>
-    <w:p>
-      <w:pPr>
-        <w:keepNext/>
-        <w:spacing w:before="0" w:after="120"/>
-      </w:pPr>
-      <w:r>
-        <w:rPr>
-          <w:rFonts w:ascii="Aptos" w:hAnsi="Aptos"/>
-          <w:b w:val="0"/>
-          <w:i/>
-          <w:color w:val="5E5E5E"/>
-          <w:sz w:val="20"/>
-        </w:rPr>
-        <w:t xml:space="preserve">Starters: “We, the Duala people, ask you to…”   “It is unfair that…”   “Our land matters because…”</w:t>
-      </w:r>
-    </w:p>
-    <w:p>
-      <w:pPr>
-        <w:keepNext/>
-        <w:spacing w:before="0" w:after="0"/>
-      </w:pPr>
-      <w:r>
-        <w:rPr>
-          <w:rFonts w:ascii="Aptos" w:hAnsi="Aptos"/>
-          <w:b w:val="0"/>
-          <w:i/>
-          <w:color w:val="1A1A1A"/>
-          <w:sz w:val="20"/>
-        </w:rPr>
-        <w:t xml:space="preserve">To the Members of the Reichstag,</w:t>
+        <w:t xml:space="preserve">How confident do I feel about today's topic?</w:t>
       </w:r>
     </w:p>
     <w:tbl>
@@ -3428,141 +4778,11 @@
         <w:tblLook w:firstColumn="1" w:firstRow="1" w:lastColumn="0" w:lastRow="0" w:noHBand="0" w:noVBand="1" w:val="04A0"/>
       </w:tblPr>
       <w:tblGrid>
-        <w:gridCol w:w="9242"/>
-      </w:tblGrid>
-      <w:tr>
-        <w:trPr>
-          <w:trHeight w:val="442" w:hRule="exact"/>
-        </w:trPr>
-        <w:tc>
-          <w:tcPr>
-            <w:tcW w:type="dxa" w:w="9242"/>
-            <w:tcBorders>
-              <w:top w:val="nil"/>
-              <w:left w:val="nil"/>
-              <w:bottom w:val="single" w:sz="6" w:space="0" w:color="BDBDBD"/>
-              <w:right w:val="nil"/>
-            </w:tcBorders>
-          </w:tcPr>
-          <w:p>
-            <w:pPr>
-              <w:keepNext/>
-              <w:spacing w:after="0"/>
-            </w:pPr>
-          </w:p>
-        </w:tc>
-      </w:tr>
-      <w:tr>
-        <w:trPr>
-          <w:trHeight w:val="442" w:hRule="exact"/>
-        </w:trPr>
-        <w:tc>
-          <w:tcPr>
-            <w:tcW w:type="dxa" w:w="9242"/>
-            <w:tcBorders>
-              <w:top w:val="nil"/>
-              <w:left w:val="nil"/>
-              <w:bottom w:val="single" w:sz="6" w:space="0" w:color="BDBDBD"/>
-              <w:right w:val="nil"/>
-            </w:tcBorders>
-          </w:tcPr>
-          <w:p>
-            <w:pPr>
-              <w:keepNext/>
-              <w:spacing w:after="0"/>
-            </w:pPr>
-          </w:p>
-        </w:tc>
-      </w:tr>
-      <w:tr>
-        <w:trPr>
-          <w:trHeight w:val="442" w:hRule="exact"/>
-        </w:trPr>
-        <w:tc>
-          <w:tcPr>
-            <w:tcW w:type="dxa" w:w="9242"/>
-            <w:tcBorders>
-              <w:top w:val="nil"/>
-              <w:left w:val="nil"/>
-              <w:bottom w:val="single" w:sz="6" w:space="0" w:color="BDBDBD"/>
-              <w:right w:val="nil"/>
-            </w:tcBorders>
-          </w:tcPr>
-          <w:p>
-            <w:pPr>
-              <w:keepNext/>
-              <w:spacing w:after="0"/>
-            </w:pPr>
-          </w:p>
-        </w:tc>
-      </w:tr>
-      <w:tr>
-        <w:trPr>
-          <w:trHeight w:val="442" w:hRule="exact"/>
-        </w:trPr>
-        <w:tc>
-          <w:tcPr>
-            <w:tcW w:type="dxa" w:w="9242"/>
-            <w:tcBorders>
-              <w:top w:val="nil"/>
-              <w:left w:val="nil"/>
-              <w:bottom w:val="single" w:sz="6" w:space="0" w:color="BDBDBD"/>
-              <w:right w:val="nil"/>
-            </w:tcBorders>
-          </w:tcPr>
-          <w:p>
-            <w:pPr>
-              <w:spacing w:after="0"/>
-            </w:pPr>
-          </w:p>
-        </w:tc>
-      </w:tr>
-    </w:tbl>
-    <w:p>
-      <w:pPr>
-        <w:spacing w:after="0" w:line="160" w:lineRule="exact"/>
-      </w:pPr>
-      <w:r>
-        <w:rPr>
-          <w:sz w:val="4"/>
-        </w:rPr>
-      </w:r>
-    </w:p>
-    <w:p>
-      <w:pPr>
-        <w:keepNext/>
-        <w:pBdr>
-          <w:top w:val="single" w:sz="4" w:space="4" w:color="E8A800"/>
-          <w:left w:val="single" w:sz="4" w:space="6" w:color="E8A800"/>
-          <w:bottom w:val="single" w:sz="4" w:space="4" w:color="E8A800"/>
-          <w:right w:val="single" w:sz="4" w:space="6" w:color="E8A800"/>
-        </w:pBdr>
-        <w:shd w:val="clear" w:color="auto" w:fill="E8A800"/>
-        <w:spacing w:before="200" w:after="120"/>
-        <w:ind w:left="68" w:right="68"/>
-      </w:pPr>
-      <w:r>
-        <w:rPr>
-          <w:rFonts w:ascii="Aptos Display" w:hAnsi="Aptos Display"/>
-          <w:b/>
-          <w:i w:val="0"/>
-          <w:color w:val="1A1A1A"/>
-          <w:sz w:val="27"/>
-        </w:rPr>
-        <w:t xml:space="preserve">8.  True or False?</w:t>
-      </w:r>
-    </w:p>
-    <w:tbl>
-      <w:tblPr>
-        <w:tblW w:type="auto" w:w="0"/>
-        <w:jc w:val="center"/>
-        <w:tblLayout w:type="fixed"/>
-        <w:tblLook w:firstColumn="1" w:firstRow="1" w:lastColumn="0" w:lastRow="0" w:noHBand="0" w:noVBand="1" w:val="04A0"/>
-      </w:tblPr>
-      <w:tblGrid>
-        <w:gridCol w:w="7087"/>
-        <w:gridCol w:w="1077"/>
-        <w:gridCol w:w="1077"/>
+        <w:gridCol w:w="1848"/>
+        <w:gridCol w:w="1848"/>
+        <w:gridCol w:w="1848"/>
+        <w:gridCol w:w="1848"/>
+        <w:gridCol w:w="1848"/>
       </w:tblGrid>
       <w:tr>
         <w:trPr>
@@ -3570,160 +4790,176 @@
         </w:trPr>
         <w:tc>
           <w:tcPr>
-            <w:tcW w:type="dxa" w:w="7087"/>
-            <w:tcBorders>
-              <w:top w:val="single" w:sz="6" w:space="0" w:color="007A3D"/>
-              <w:left w:val="single" w:sz="6" w:space="0" w:color="007A3D"/>
-              <w:bottom w:val="single" w:sz="6" w:space="0" w:color="007A3D"/>
-              <w:right w:val="single" w:sz="6" w:space="0" w:color="007A3D"/>
-            </w:tcBorders>
-            <w:shd w:val="clear" w:color="auto" w:fill="007A3D"/>
-            <w:tcMar>
-              <w:top w:w="80" w:type="dxa"/>
-              <w:left w:w="140" w:type="dxa"/>
-              <w:bottom w:w="80" w:type="dxa"/>
-              <w:right w:w="140" w:type="dxa"/>
-            </w:tcMar>
-          </w:tcPr>
-          <w:p>
-            <w:pPr>
-              <w:keepNext/>
-              <w:spacing w:after="0"/>
+            <w:tcW w:type="dxa" w:w="1848"/>
+            <w:tcBorders>
+              <w:top w:val="single" w:sz="4" w:space="0" w:color="D9C58A"/>
+              <w:left w:val="single" w:sz="4" w:space="0" w:color="D9C58A"/>
+              <w:bottom w:val="single" w:sz="4" w:space="0" w:color="D9C58A"/>
+              <w:right w:val="single" w:sz="4" w:space="0" w:color="D9C58A"/>
+            </w:tcBorders>
+            <w:shd w:val="clear" w:color="auto" w:fill="FBE4E7"/>
+            <w:tcMar>
+              <w:top w:w="80" w:type="dxa"/>
+              <w:left w:w="140" w:type="dxa"/>
+              <w:bottom w:w="80" w:type="dxa"/>
+              <w:right w:w="140" w:type="dxa"/>
+            </w:tcMar>
+          </w:tcPr>
+          <w:p>
+            <w:pPr>
+              <w:keepNext/>
+              <w:spacing w:after="0"/>
+              <w:jc w:val="center"/>
             </w:pPr>
             <w:r>
               <w:rPr>
                 <w:rFonts w:ascii="Aptos" w:hAnsi="Aptos"/>
                 <w:b/>
                 <w:i w:val="0"/>
-                <w:color w:val="FFFFFF"/>
-                <w:sz w:val="21"/>
-              </w:rPr>
-              <w:t xml:space="preserve">Statement</w:t>
-            </w:r>
-          </w:p>
-        </w:tc>
-        <w:tc>
-          <w:tcPr>
-            <w:tcW w:type="dxa" w:w="1077"/>
-            <w:tcBorders>
-              <w:top w:val="single" w:sz="6" w:space="0" w:color="007A3D"/>
-              <w:left w:val="single" w:sz="6" w:space="0" w:color="007A3D"/>
-              <w:bottom w:val="single" w:sz="6" w:space="0" w:color="007A3D"/>
-              <w:right w:val="single" w:sz="6" w:space="0" w:color="007A3D"/>
-            </w:tcBorders>
-            <w:shd w:val="clear" w:color="auto" w:fill="007A3D"/>
-            <w:tcMar>
-              <w:top w:w="80" w:type="dxa"/>
-              <w:left w:w="140" w:type="dxa"/>
-              <w:bottom w:w="80" w:type="dxa"/>
-              <w:right w:w="140" w:type="dxa"/>
-            </w:tcMar>
-          </w:tcPr>
-          <w:p>
-            <w:pPr>
-              <w:keepNext/>
-              <w:spacing w:after="0"/>
+                <w:color w:val="1A1A1A"/>
+                <w:sz w:val="24"/>
+              </w:rPr>
+              <w:t xml:space="preserve">1</w:t>
+            </w:r>
+          </w:p>
+          <w:p>
+            <w:pPr>
+              <w:keepNext/>
+              <w:spacing w:after="0"/>
+              <w:jc w:val="center"/>
+            </w:pPr>
+            <w:r>
+              <w:rPr>
+                <w:rFonts w:ascii="Aptos" w:hAnsi="Aptos"/>
+                <w:b w:val="0"/>
+                <w:i w:val="0"/>
+                <w:color w:val="5E5E5E"/>
+                <w:sz w:val="16"/>
+              </w:rPr>
+              <w:t xml:space="preserve">Not at all</w:t>
+            </w:r>
+          </w:p>
+        </w:tc>
+        <w:tc>
+          <w:tcPr>
+            <w:tcW w:type="dxa" w:w="1848"/>
+            <w:tcBorders>
+              <w:top w:val="single" w:sz="4" w:space="0" w:color="D9C58A"/>
+              <w:left w:val="single" w:sz="4" w:space="0" w:color="D9C58A"/>
+              <w:bottom w:val="single" w:sz="4" w:space="0" w:color="D9C58A"/>
+              <w:right w:val="single" w:sz="4" w:space="0" w:color="D9C58A"/>
+            </w:tcBorders>
+            <w:shd w:val="clear" w:color="auto" w:fill="FFF3CC"/>
+            <w:tcMar>
+              <w:top w:w="80" w:type="dxa"/>
+              <w:left w:w="140" w:type="dxa"/>
+              <w:bottom w:w="80" w:type="dxa"/>
+              <w:right w:w="140" w:type="dxa"/>
+            </w:tcMar>
+          </w:tcPr>
+          <w:p>
+            <w:pPr>
+              <w:keepNext/>
+              <w:spacing w:after="0"/>
+              <w:jc w:val="center"/>
             </w:pPr>
             <w:r>
               <w:rPr>
                 <w:rFonts w:ascii="Aptos" w:hAnsi="Aptos"/>
                 <w:b/>
                 <w:i w:val="0"/>
-                <w:color w:val="FFFFFF"/>
-                <w:sz w:val="21"/>
-              </w:rPr>
-              <w:t xml:space="preserve">True</w:t>
-            </w:r>
-          </w:p>
-        </w:tc>
-        <w:tc>
-          <w:tcPr>
-            <w:tcW w:type="dxa" w:w="1077"/>
-            <w:tcBorders>
-              <w:top w:val="single" w:sz="6" w:space="0" w:color="007A3D"/>
-              <w:left w:val="single" w:sz="6" w:space="0" w:color="007A3D"/>
-              <w:bottom w:val="single" w:sz="6" w:space="0" w:color="007A3D"/>
-              <w:right w:val="single" w:sz="6" w:space="0" w:color="007A3D"/>
-            </w:tcBorders>
-            <w:shd w:val="clear" w:color="auto" w:fill="007A3D"/>
-            <w:tcMar>
-              <w:top w:w="80" w:type="dxa"/>
-              <w:left w:w="140" w:type="dxa"/>
-              <w:bottom w:w="80" w:type="dxa"/>
-              <w:right w:w="140" w:type="dxa"/>
-            </w:tcMar>
-          </w:tcPr>
-          <w:p>
-            <w:pPr>
-              <w:keepNext/>
-              <w:spacing w:after="0"/>
+                <w:color w:val="1A1A1A"/>
+                <w:sz w:val="24"/>
+              </w:rPr>
+              <w:t xml:space="preserve">2</w:t>
+            </w:r>
+          </w:p>
+          <w:p>
+            <w:pPr>
+              <w:keepNext/>
+              <w:spacing w:after="0"/>
+              <w:jc w:val="center"/>
+            </w:pPr>
+            <w:r>
+              <w:rPr>
+                <w:rFonts w:ascii="Aptos" w:hAnsi="Aptos"/>
+                <w:b w:val="0"/>
+                <w:i w:val="0"/>
+                <w:color w:val="5E5E5E"/>
+                <w:sz w:val="16"/>
+              </w:rPr>
+              <w:t xml:space="preserve">A little</w:t>
+            </w:r>
+          </w:p>
+        </w:tc>
+        <w:tc>
+          <w:tcPr>
+            <w:tcW w:type="dxa" w:w="1848"/>
+            <w:tcBorders>
+              <w:top w:val="single" w:sz="4" w:space="0" w:color="D9C58A"/>
+              <w:left w:val="single" w:sz="4" w:space="0" w:color="D9C58A"/>
+              <w:bottom w:val="single" w:sz="4" w:space="0" w:color="D9C58A"/>
+              <w:right w:val="single" w:sz="4" w:space="0" w:color="D9C58A"/>
+            </w:tcBorders>
+            <w:shd w:val="clear" w:color="auto" w:fill="FFF3CC"/>
+            <w:tcMar>
+              <w:top w:w="80" w:type="dxa"/>
+              <w:left w:w="140" w:type="dxa"/>
+              <w:bottom w:w="80" w:type="dxa"/>
+              <w:right w:w="140" w:type="dxa"/>
+            </w:tcMar>
+          </w:tcPr>
+          <w:p>
+            <w:pPr>
+              <w:keepNext/>
+              <w:spacing w:after="0"/>
+              <w:jc w:val="center"/>
             </w:pPr>
             <w:r>
               <w:rPr>
                 <w:rFonts w:ascii="Aptos" w:hAnsi="Aptos"/>
                 <w:b/>
                 <w:i w:val="0"/>
-                <w:color w:val="FFFFFF"/>
-                <w:sz w:val="21"/>
-              </w:rPr>
-              <w:t xml:space="preserve">False</w:t>
-            </w:r>
-          </w:p>
-        </w:tc>
-      </w:tr>
-      <w:tr>
-        <w:trPr>
-          <w:cantSplit/>
-        </w:trPr>
-        <w:tc>
-          <w:tcPr>
-            <w:tcW w:type="dxa" w:w="7087"/>
-            <w:tcBorders>
-              <w:top w:val="single" w:sz="4" w:space="0" w:color="D9C58A"/>
-              <w:left w:val="single" w:sz="4" w:space="0" w:color="D9C58A"/>
-              <w:bottom w:val="single" w:sz="4" w:space="0" w:color="D9C58A"/>
-              <w:right w:val="single" w:sz="4" w:space="0" w:color="D9C58A"/>
-            </w:tcBorders>
-            <w:tcMar>
-              <w:top w:w="80" w:type="dxa"/>
-              <w:left w:w="140" w:type="dxa"/>
-              <w:bottom w:w="80" w:type="dxa"/>
-              <w:right w:w="140" w:type="dxa"/>
-            </w:tcMar>
-          </w:tcPr>
-          <w:p>
-            <w:pPr>
-              <w:keepNext/>
-              <w:spacing w:after="0"/>
+                <w:color w:val="1A1A1A"/>
+                <w:sz w:val="24"/>
+              </w:rPr>
+              <w:t xml:space="preserve">3</w:t>
+            </w:r>
+          </w:p>
+          <w:p>
+            <w:pPr>
+              <w:keepNext/>
+              <w:spacing w:after="0"/>
+              <w:jc w:val="center"/>
             </w:pPr>
             <w:r>
               <w:rPr>
                 <w:rFonts w:ascii="Aptos" w:hAnsi="Aptos"/>
                 <w:b w:val="0"/>
                 <w:i w:val="0"/>
-                <w:color w:val="1A1A1A"/>
-                <w:sz w:val="20"/>
-              </w:rPr>
-              <w:t xml:space="preserve">1. Manga Bell was born in Douala.</w:t>
-            </w:r>
-          </w:p>
-        </w:tc>
-        <w:tc>
-          <w:tcPr>
-            <w:tcW w:type="dxa" w:w="1077"/>
-            <w:tcBorders>
-              <w:top w:val="single" w:sz="4" w:space="0" w:color="D9C58A"/>
-              <w:left w:val="single" w:sz="4" w:space="0" w:color="D9C58A"/>
-              <w:bottom w:val="single" w:sz="4" w:space="0" w:color="D9C58A"/>
-              <w:right w:val="single" w:sz="4" w:space="0" w:color="D9C58A"/>
-            </w:tcBorders>
-            <w:tcMar>
-              <w:top w:w="80" w:type="dxa"/>
-              <w:left w:w="140" w:type="dxa"/>
-              <w:bottom w:w="80" w:type="dxa"/>
-              <w:right w:w="140" w:type="dxa"/>
-            </w:tcMar>
-            <w:vAlign w:val="center"/>
+                <w:color w:val="5E5E5E"/>
+                <w:sz w:val="16"/>
+              </w:rPr>
+              <w:t xml:space="preserve">Getting there</w:t>
+            </w:r>
+          </w:p>
+        </w:tc>
+        <w:tc>
+          <w:tcPr>
+            <w:tcW w:type="dxa" w:w="1848"/>
+            <w:tcBorders>
+              <w:top w:val="single" w:sz="4" w:space="0" w:color="D9C58A"/>
+              <w:left w:val="single" w:sz="4" w:space="0" w:color="D9C58A"/>
+              <w:bottom w:val="single" w:sz="4" w:space="0" w:color="D9C58A"/>
+              <w:right w:val="single" w:sz="4" w:space="0" w:color="D9C58A"/>
+            </w:tcBorders>
+            <w:shd w:val="clear" w:color="auto" w:fill="DDF0E4"/>
+            <w:tcMar>
+              <w:top w:w="80" w:type="dxa"/>
+              <w:left w:w="140" w:type="dxa"/>
+              <w:bottom w:w="80" w:type="dxa"/>
+              <w:right w:w="140" w:type="dxa"/>
+            </w:tcMar>
           </w:tcPr>
           <w:p>
             <w:pPr>
@@ -3739,27 +4975,9 @@
                 <w:color w:val="1A1A1A"/>
                 <w:sz w:val="24"/>
               </w:rPr>
-              <w:t xml:space="preserve">☐</w:t>
-            </w:r>
-          </w:p>
-        </w:tc>
-        <w:tc>
-          <w:tcPr>
-            <w:tcW w:type="dxa" w:w="1077"/>
-            <w:tcBorders>
-              <w:top w:val="single" w:sz="4" w:space="0" w:color="D9C58A"/>
-              <w:left w:val="single" w:sz="4" w:space="0" w:color="D9C58A"/>
-              <w:bottom w:val="single" w:sz="4" w:space="0" w:color="D9C58A"/>
-              <w:right w:val="single" w:sz="4" w:space="0" w:color="D9C58A"/>
-            </w:tcBorders>
-            <w:tcMar>
-              <w:top w:w="80" w:type="dxa"/>
-              <w:left w:w="140" w:type="dxa"/>
-              <w:bottom w:w="80" w:type="dxa"/>
-              <w:right w:w="140" w:type="dxa"/>
-            </w:tcMar>
-            <w:vAlign w:val="center"/>
-          </w:tcPr>
+              <w:t xml:space="preserve">4</w:t>
+            </w:r>
+          </w:p>
           <w:p>
             <w:pPr>
               <w:keepNext/>
@@ -3769,549 +4987,64 @@
             <w:r>
               <w:rPr>
                 <w:rFonts w:ascii="Aptos" w:hAnsi="Aptos"/>
+                <w:b w:val="0"/>
+                <w:i w:val="0"/>
+                <w:color w:val="5E5E5E"/>
+                <w:sz w:val="16"/>
+              </w:rPr>
+              <w:t xml:space="preserve">Confident</w:t>
+            </w:r>
+          </w:p>
+        </w:tc>
+        <w:tc>
+          <w:tcPr>
+            <w:tcW w:type="dxa" w:w="1848"/>
+            <w:tcBorders>
+              <w:top w:val="single" w:sz="4" w:space="0" w:color="D9C58A"/>
+              <w:left w:val="single" w:sz="4" w:space="0" w:color="D9C58A"/>
+              <w:bottom w:val="single" w:sz="4" w:space="0" w:color="D9C58A"/>
+              <w:right w:val="single" w:sz="4" w:space="0" w:color="D9C58A"/>
+            </w:tcBorders>
+            <w:shd w:val="clear" w:color="auto" w:fill="DDF0E4"/>
+            <w:tcMar>
+              <w:top w:w="80" w:type="dxa"/>
+              <w:left w:w="140" w:type="dxa"/>
+              <w:bottom w:w="80" w:type="dxa"/>
+              <w:right w:w="140" w:type="dxa"/>
+            </w:tcMar>
+          </w:tcPr>
+          <w:p>
+            <w:pPr>
+              <w:keepNext/>
+              <w:spacing w:after="0"/>
+              <w:jc w:val="center"/>
+            </w:pPr>
+            <w:r>
+              <w:rPr>
+                <w:rFonts w:ascii="Aptos" w:hAnsi="Aptos"/>
                 <w:b/>
                 <w:i w:val="0"/>
                 <w:color w:val="1A1A1A"/>
                 <w:sz w:val="24"/>
               </w:rPr>
-              <w:t xml:space="preserve">☐</w:t>
-            </w:r>
-          </w:p>
-        </w:tc>
-      </w:tr>
-      <w:tr>
-        <w:trPr>
-          <w:cantSplit/>
-        </w:trPr>
-        <w:tc>
-          <w:tcPr>
-            <w:tcW w:type="dxa" w:w="7087"/>
-            <w:tcBorders>
-              <w:top w:val="single" w:sz="4" w:space="0" w:color="D9C58A"/>
-              <w:left w:val="single" w:sz="4" w:space="0" w:color="D9C58A"/>
-              <w:bottom w:val="single" w:sz="4" w:space="0" w:color="D9C58A"/>
-              <w:right w:val="single" w:sz="4" w:space="0" w:color="D9C58A"/>
-            </w:tcBorders>
-            <w:tcMar>
-              <w:top w:w="80" w:type="dxa"/>
-              <w:left w:w="140" w:type="dxa"/>
-              <w:bottom w:w="80" w:type="dxa"/>
-              <w:right w:w="140" w:type="dxa"/>
-            </w:tcMar>
-          </w:tcPr>
-          <w:p>
-            <w:pPr>
-              <w:keepNext/>
-              <w:spacing w:after="0"/>
+              <w:t xml:space="preserve">5</w:t>
+            </w:r>
+          </w:p>
+          <w:p>
+            <w:pPr>
+              <w:keepNext/>
+              <w:spacing w:after="0"/>
+              <w:jc w:val="center"/>
             </w:pPr>
             <w:r>
               <w:rPr>
                 <w:rFonts w:ascii="Aptos" w:hAnsi="Aptos"/>
                 <w:b w:val="0"/>
                 <w:i w:val="0"/>
-                <w:color w:val="1A1A1A"/>
-                <w:sz w:val="20"/>
-              </w:rPr>
-              <w:t xml:space="preserve">2. Cameroon was a colony of France in 1884.</w:t>
-            </w:r>
-          </w:p>
-        </w:tc>
-        <w:tc>
-          <w:tcPr>
-            <w:tcW w:type="dxa" w:w="1077"/>
-            <w:tcBorders>
-              <w:top w:val="single" w:sz="4" w:space="0" w:color="D9C58A"/>
-              <w:left w:val="single" w:sz="4" w:space="0" w:color="D9C58A"/>
-              <w:bottom w:val="single" w:sz="4" w:space="0" w:color="D9C58A"/>
-              <w:right w:val="single" w:sz="4" w:space="0" w:color="D9C58A"/>
-            </w:tcBorders>
-            <w:tcMar>
-              <w:top w:w="80" w:type="dxa"/>
-              <w:left w:w="140" w:type="dxa"/>
-              <w:bottom w:w="80" w:type="dxa"/>
-              <w:right w:w="140" w:type="dxa"/>
-            </w:tcMar>
-            <w:vAlign w:val="center"/>
-          </w:tcPr>
-          <w:p>
-            <w:pPr>
-              <w:keepNext/>
-              <w:spacing w:after="0"/>
-              <w:jc w:val="center"/>
-            </w:pPr>
-            <w:r>
-              <w:rPr>
-                <w:rFonts w:ascii="Aptos" w:hAnsi="Aptos"/>
-                <w:b/>
-                <w:i w:val="0"/>
-                <w:color w:val="1A1A1A"/>
-                <w:sz w:val="24"/>
-              </w:rPr>
-              <w:t xml:space="preserve">☐</w:t>
-            </w:r>
-          </w:p>
-        </w:tc>
-        <w:tc>
-          <w:tcPr>
-            <w:tcW w:type="dxa" w:w="1077"/>
-            <w:tcBorders>
-              <w:top w:val="single" w:sz="4" w:space="0" w:color="D9C58A"/>
-              <w:left w:val="single" w:sz="4" w:space="0" w:color="D9C58A"/>
-              <w:bottom w:val="single" w:sz="4" w:space="0" w:color="D9C58A"/>
-              <w:right w:val="single" w:sz="4" w:space="0" w:color="D9C58A"/>
-            </w:tcBorders>
-            <w:tcMar>
-              <w:top w:w="80" w:type="dxa"/>
-              <w:left w:w="140" w:type="dxa"/>
-              <w:bottom w:w="80" w:type="dxa"/>
-              <w:right w:w="140" w:type="dxa"/>
-            </w:tcMar>
-            <w:vAlign w:val="center"/>
-          </w:tcPr>
-          <w:p>
-            <w:pPr>
-              <w:keepNext/>
-              <w:spacing w:after="0"/>
-              <w:jc w:val="center"/>
-            </w:pPr>
-            <w:r>
-              <w:rPr>
-                <w:rFonts w:ascii="Aptos" w:hAnsi="Aptos"/>
-                <w:b/>
-                <w:i w:val="0"/>
-                <w:color w:val="1A1A1A"/>
-                <w:sz w:val="24"/>
-              </w:rPr>
-              <w:t xml:space="preserve">☐</w:t>
-            </w:r>
-          </w:p>
-        </w:tc>
-      </w:tr>
-      <w:tr>
-        <w:trPr>
-          <w:cantSplit/>
-        </w:trPr>
-        <w:tc>
-          <w:tcPr>
-            <w:tcW w:type="dxa" w:w="7087"/>
-            <w:tcBorders>
-              <w:top w:val="single" w:sz="4" w:space="0" w:color="D9C58A"/>
-              <w:left w:val="single" w:sz="4" w:space="0" w:color="D9C58A"/>
-              <w:bottom w:val="single" w:sz="4" w:space="0" w:color="D9C58A"/>
-              <w:right w:val="single" w:sz="4" w:space="0" w:color="D9C58A"/>
-            </w:tcBorders>
-            <w:tcMar>
-              <w:top w:w="80" w:type="dxa"/>
-              <w:left w:w="140" w:type="dxa"/>
-              <w:bottom w:w="80" w:type="dxa"/>
-              <w:right w:w="140" w:type="dxa"/>
-            </w:tcMar>
-          </w:tcPr>
-          <w:p>
-            <w:pPr>
-              <w:keepNext/>
-              <w:spacing w:after="0"/>
-            </w:pPr>
-            <w:r>
-              <w:rPr>
-                <w:rFonts w:ascii="Aptos" w:hAnsi="Aptos"/>
-                <w:b w:val="0"/>
-                <w:i w:val="0"/>
-                <w:color w:val="1A1A1A"/>
-                <w:sz w:val="20"/>
-              </w:rPr>
-              <w:t xml:space="preserve">3. He went to school in Germany.</w:t>
-            </w:r>
-          </w:p>
-        </w:tc>
-        <w:tc>
-          <w:tcPr>
-            <w:tcW w:type="dxa" w:w="1077"/>
-            <w:tcBorders>
-              <w:top w:val="single" w:sz="4" w:space="0" w:color="D9C58A"/>
-              <w:left w:val="single" w:sz="4" w:space="0" w:color="D9C58A"/>
-              <w:bottom w:val="single" w:sz="4" w:space="0" w:color="D9C58A"/>
-              <w:right w:val="single" w:sz="4" w:space="0" w:color="D9C58A"/>
-            </w:tcBorders>
-            <w:tcMar>
-              <w:top w:w="80" w:type="dxa"/>
-              <w:left w:w="140" w:type="dxa"/>
-              <w:bottom w:w="80" w:type="dxa"/>
-              <w:right w:w="140" w:type="dxa"/>
-            </w:tcMar>
-            <w:vAlign w:val="center"/>
-          </w:tcPr>
-          <w:p>
-            <w:pPr>
-              <w:keepNext/>
-              <w:spacing w:after="0"/>
-              <w:jc w:val="center"/>
-            </w:pPr>
-            <w:r>
-              <w:rPr>
-                <w:rFonts w:ascii="Aptos" w:hAnsi="Aptos"/>
-                <w:b/>
-                <w:i w:val="0"/>
-                <w:color w:val="1A1A1A"/>
-                <w:sz w:val="24"/>
-              </w:rPr>
-              <w:t xml:space="preserve">☐</w:t>
-            </w:r>
-          </w:p>
-        </w:tc>
-        <w:tc>
-          <w:tcPr>
-            <w:tcW w:type="dxa" w:w="1077"/>
-            <w:tcBorders>
-              <w:top w:val="single" w:sz="4" w:space="0" w:color="D9C58A"/>
-              <w:left w:val="single" w:sz="4" w:space="0" w:color="D9C58A"/>
-              <w:bottom w:val="single" w:sz="4" w:space="0" w:color="D9C58A"/>
-              <w:right w:val="single" w:sz="4" w:space="0" w:color="D9C58A"/>
-            </w:tcBorders>
-            <w:tcMar>
-              <w:top w:w="80" w:type="dxa"/>
-              <w:left w:w="140" w:type="dxa"/>
-              <w:bottom w:w="80" w:type="dxa"/>
-              <w:right w:w="140" w:type="dxa"/>
-            </w:tcMar>
-            <w:vAlign w:val="center"/>
-          </w:tcPr>
-          <w:p>
-            <w:pPr>
-              <w:keepNext/>
-              <w:spacing w:after="0"/>
-              <w:jc w:val="center"/>
-            </w:pPr>
-            <w:r>
-              <w:rPr>
-                <w:rFonts w:ascii="Aptos" w:hAnsi="Aptos"/>
-                <w:b/>
-                <w:i w:val="0"/>
-                <w:color w:val="1A1A1A"/>
-                <w:sz w:val="24"/>
-              </w:rPr>
-              <w:t xml:space="preserve">☐</w:t>
-            </w:r>
-          </w:p>
-        </w:tc>
-      </w:tr>
-      <w:tr>
-        <w:trPr>
-          <w:cantSplit/>
-        </w:trPr>
-        <w:tc>
-          <w:tcPr>
-            <w:tcW w:type="dxa" w:w="7087"/>
-            <w:tcBorders>
-              <w:top w:val="single" w:sz="4" w:space="0" w:color="D9C58A"/>
-              <w:left w:val="single" w:sz="4" w:space="0" w:color="D9C58A"/>
-              <w:bottom w:val="single" w:sz="4" w:space="0" w:color="D9C58A"/>
-              <w:right w:val="single" w:sz="4" w:space="0" w:color="D9C58A"/>
-            </w:tcBorders>
-            <w:tcMar>
-              <w:top w:w="80" w:type="dxa"/>
-              <w:left w:w="140" w:type="dxa"/>
-              <w:bottom w:w="80" w:type="dxa"/>
-              <w:right w:w="140" w:type="dxa"/>
-            </w:tcMar>
-          </w:tcPr>
-          <w:p>
-            <w:pPr>
-              <w:keepNext/>
-              <w:spacing w:after="0"/>
-            </w:pPr>
-            <w:r>
-              <w:rPr>
-                <w:rFonts w:ascii="Aptos" w:hAnsi="Aptos"/>
-                <w:b w:val="0"/>
-                <w:i w:val="0"/>
-                <w:color w:val="1A1A1A"/>
-                <w:sz w:val="20"/>
-              </w:rPr>
-              <w:t xml:space="preserve">4. He led an army against the Germans.</w:t>
-            </w:r>
-          </w:p>
-        </w:tc>
-        <w:tc>
-          <w:tcPr>
-            <w:tcW w:type="dxa" w:w="1077"/>
-            <w:tcBorders>
-              <w:top w:val="single" w:sz="4" w:space="0" w:color="D9C58A"/>
-              <w:left w:val="single" w:sz="4" w:space="0" w:color="D9C58A"/>
-              <w:bottom w:val="single" w:sz="4" w:space="0" w:color="D9C58A"/>
-              <w:right w:val="single" w:sz="4" w:space="0" w:color="D9C58A"/>
-            </w:tcBorders>
-            <w:tcMar>
-              <w:top w:w="80" w:type="dxa"/>
-              <w:left w:w="140" w:type="dxa"/>
-              <w:bottom w:w="80" w:type="dxa"/>
-              <w:right w:w="140" w:type="dxa"/>
-            </w:tcMar>
-            <w:vAlign w:val="center"/>
-          </w:tcPr>
-          <w:p>
-            <w:pPr>
-              <w:keepNext/>
-              <w:spacing w:after="0"/>
-              <w:jc w:val="center"/>
-            </w:pPr>
-            <w:r>
-              <w:rPr>
-                <w:rFonts w:ascii="Aptos" w:hAnsi="Aptos"/>
-                <w:b/>
-                <w:i w:val="0"/>
-                <w:color w:val="1A1A1A"/>
-                <w:sz w:val="24"/>
-              </w:rPr>
-              <w:t xml:space="preserve">☐</w:t>
-            </w:r>
-          </w:p>
-        </w:tc>
-        <w:tc>
-          <w:tcPr>
-            <w:tcW w:type="dxa" w:w="1077"/>
-            <w:tcBorders>
-              <w:top w:val="single" w:sz="4" w:space="0" w:color="D9C58A"/>
-              <w:left w:val="single" w:sz="4" w:space="0" w:color="D9C58A"/>
-              <w:bottom w:val="single" w:sz="4" w:space="0" w:color="D9C58A"/>
-              <w:right w:val="single" w:sz="4" w:space="0" w:color="D9C58A"/>
-            </w:tcBorders>
-            <w:tcMar>
-              <w:top w:w="80" w:type="dxa"/>
-              <w:left w:w="140" w:type="dxa"/>
-              <w:bottom w:w="80" w:type="dxa"/>
-              <w:right w:w="140" w:type="dxa"/>
-            </w:tcMar>
-            <w:vAlign w:val="center"/>
-          </w:tcPr>
-          <w:p>
-            <w:pPr>
-              <w:keepNext/>
-              <w:spacing w:after="0"/>
-              <w:jc w:val="center"/>
-            </w:pPr>
-            <w:r>
-              <w:rPr>
-                <w:rFonts w:ascii="Aptos" w:hAnsi="Aptos"/>
-                <w:b/>
-                <w:i w:val="0"/>
-                <w:color w:val="1A1A1A"/>
-                <w:sz w:val="24"/>
-              </w:rPr>
-              <w:t xml:space="preserve">☐</w:t>
-            </w:r>
-          </w:p>
-        </w:tc>
-      </w:tr>
-      <w:tr>
-        <w:trPr>
-          <w:cantSplit/>
-        </w:trPr>
-        <w:tc>
-          <w:tcPr>
-            <w:tcW w:type="dxa" w:w="7087"/>
-            <w:tcBorders>
-              <w:top w:val="single" w:sz="4" w:space="0" w:color="D9C58A"/>
-              <w:left w:val="single" w:sz="4" w:space="0" w:color="D9C58A"/>
-              <w:bottom w:val="single" w:sz="4" w:space="0" w:color="D9C58A"/>
-              <w:right w:val="single" w:sz="4" w:space="0" w:color="D9C58A"/>
-            </w:tcBorders>
-            <w:tcMar>
-              <w:top w:w="80" w:type="dxa"/>
-              <w:left w:w="140" w:type="dxa"/>
-              <w:bottom w:w="80" w:type="dxa"/>
-              <w:right w:w="140" w:type="dxa"/>
-            </w:tcMar>
-          </w:tcPr>
-          <w:p>
-            <w:pPr>
-              <w:keepNext/>
-              <w:spacing w:after="0"/>
-            </w:pPr>
-            <w:r>
-              <w:rPr>
-                <w:rFonts w:ascii="Aptos" w:hAnsi="Aptos"/>
-                <w:b w:val="0"/>
-                <w:i w:val="0"/>
-                <w:color w:val="1A1A1A"/>
-                <w:sz w:val="20"/>
-              </w:rPr>
-              <w:t xml:space="preserve">5. He was charged with treason.</w:t>
-            </w:r>
-          </w:p>
-        </w:tc>
-        <w:tc>
-          <w:tcPr>
-            <w:tcW w:type="dxa" w:w="1077"/>
-            <w:tcBorders>
-              <w:top w:val="single" w:sz="4" w:space="0" w:color="D9C58A"/>
-              <w:left w:val="single" w:sz="4" w:space="0" w:color="D9C58A"/>
-              <w:bottom w:val="single" w:sz="4" w:space="0" w:color="D9C58A"/>
-              <w:right w:val="single" w:sz="4" w:space="0" w:color="D9C58A"/>
-            </w:tcBorders>
-            <w:tcMar>
-              <w:top w:w="80" w:type="dxa"/>
-              <w:left w:w="140" w:type="dxa"/>
-              <w:bottom w:w="80" w:type="dxa"/>
-              <w:right w:w="140" w:type="dxa"/>
-            </w:tcMar>
-            <w:vAlign w:val="center"/>
-          </w:tcPr>
-          <w:p>
-            <w:pPr>
-              <w:keepNext/>
-              <w:spacing w:after="0"/>
-              <w:jc w:val="center"/>
-            </w:pPr>
-            <w:r>
-              <w:rPr>
-                <w:rFonts w:ascii="Aptos" w:hAnsi="Aptos"/>
-                <w:b/>
-                <w:i w:val="0"/>
-                <w:color w:val="1A1A1A"/>
-                <w:sz w:val="24"/>
-              </w:rPr>
-              <w:t xml:space="preserve">☐</w:t>
-            </w:r>
-          </w:p>
-        </w:tc>
-        <w:tc>
-          <w:tcPr>
-            <w:tcW w:type="dxa" w:w="1077"/>
-            <w:tcBorders>
-              <w:top w:val="single" w:sz="4" w:space="0" w:color="D9C58A"/>
-              <w:left w:val="single" w:sz="4" w:space="0" w:color="D9C58A"/>
-              <w:bottom w:val="single" w:sz="4" w:space="0" w:color="D9C58A"/>
-              <w:right w:val="single" w:sz="4" w:space="0" w:color="D9C58A"/>
-            </w:tcBorders>
-            <w:tcMar>
-              <w:top w:w="80" w:type="dxa"/>
-              <w:left w:w="140" w:type="dxa"/>
-              <w:bottom w:w="80" w:type="dxa"/>
-              <w:right w:w="140" w:type="dxa"/>
-            </w:tcMar>
-            <w:vAlign w:val="center"/>
-          </w:tcPr>
-          <w:p>
-            <w:pPr>
-              <w:keepNext/>
-              <w:spacing w:after="0"/>
-              <w:jc w:val="center"/>
-            </w:pPr>
-            <w:r>
-              <w:rPr>
-                <w:rFonts w:ascii="Aptos" w:hAnsi="Aptos"/>
-                <w:b/>
-                <w:i w:val="0"/>
-                <w:color w:val="1A1A1A"/>
-                <w:sz w:val="24"/>
-              </w:rPr>
-              <w:t xml:space="preserve">☐</w:t>
-            </w:r>
-          </w:p>
-        </w:tc>
-      </w:tr>
-      <w:tr>
-        <w:trPr>
-          <w:cantSplit/>
-        </w:trPr>
-        <w:tc>
-          <w:tcPr>
-            <w:tcW w:type="dxa" w:w="7087"/>
-            <w:tcBorders>
-              <w:top w:val="single" w:sz="4" w:space="0" w:color="D9C58A"/>
-              <w:left w:val="single" w:sz="4" w:space="0" w:color="D9C58A"/>
-              <w:bottom w:val="single" w:sz="4" w:space="0" w:color="D9C58A"/>
-              <w:right w:val="single" w:sz="4" w:space="0" w:color="D9C58A"/>
-            </w:tcBorders>
-            <w:tcMar>
-              <w:top w:w="80" w:type="dxa"/>
-              <w:left w:w="140" w:type="dxa"/>
-              <w:bottom w:w="80" w:type="dxa"/>
-              <w:right w:w="140" w:type="dxa"/>
-            </w:tcMar>
-          </w:tcPr>
-          <w:p>
-            <w:pPr>
-              <w:spacing w:after="0"/>
-            </w:pPr>
-            <w:r>
-              <w:rPr>
-                <w:rFonts w:ascii="Aptos" w:hAnsi="Aptos"/>
-                <w:b w:val="0"/>
-                <w:i w:val="0"/>
-                <w:color w:val="1A1A1A"/>
-                <w:sz w:val="20"/>
-              </w:rPr>
-              <w:t xml:space="preserve">6. He lived to see the end of the First World War.</w:t>
-            </w:r>
-          </w:p>
-        </w:tc>
-        <w:tc>
-          <w:tcPr>
-            <w:tcW w:type="dxa" w:w="1077"/>
-            <w:tcBorders>
-              <w:top w:val="single" w:sz="4" w:space="0" w:color="D9C58A"/>
-              <w:left w:val="single" w:sz="4" w:space="0" w:color="D9C58A"/>
-              <w:bottom w:val="single" w:sz="4" w:space="0" w:color="D9C58A"/>
-              <w:right w:val="single" w:sz="4" w:space="0" w:color="D9C58A"/>
-            </w:tcBorders>
-            <w:tcMar>
-              <w:top w:w="80" w:type="dxa"/>
-              <w:left w:w="140" w:type="dxa"/>
-              <w:bottom w:w="80" w:type="dxa"/>
-              <w:right w:w="140" w:type="dxa"/>
-            </w:tcMar>
-            <w:vAlign w:val="center"/>
-          </w:tcPr>
-          <w:p>
-            <w:pPr>
-              <w:spacing w:after="0"/>
-              <w:jc w:val="center"/>
-            </w:pPr>
-            <w:r>
-              <w:rPr>
-                <w:rFonts w:ascii="Aptos" w:hAnsi="Aptos"/>
-                <w:b/>
-                <w:i w:val="0"/>
-                <w:color w:val="1A1A1A"/>
-                <w:sz w:val="24"/>
-              </w:rPr>
-              <w:t xml:space="preserve">☐</w:t>
-            </w:r>
-          </w:p>
-        </w:tc>
-        <w:tc>
-          <w:tcPr>
-            <w:tcW w:type="dxa" w:w="1077"/>
-            <w:tcBorders>
-              <w:top w:val="single" w:sz="4" w:space="0" w:color="D9C58A"/>
-              <w:left w:val="single" w:sz="4" w:space="0" w:color="D9C58A"/>
-              <w:bottom w:val="single" w:sz="4" w:space="0" w:color="D9C58A"/>
-              <w:right w:val="single" w:sz="4" w:space="0" w:color="D9C58A"/>
-            </w:tcBorders>
-            <w:tcMar>
-              <w:top w:w="80" w:type="dxa"/>
-              <w:left w:w="140" w:type="dxa"/>
-              <w:bottom w:w="80" w:type="dxa"/>
-              <w:right w:w="140" w:type="dxa"/>
-            </w:tcMar>
-            <w:vAlign w:val="center"/>
-          </w:tcPr>
-          <w:p>
-            <w:pPr>
-              <w:spacing w:after="0"/>
-              <w:jc w:val="center"/>
-            </w:pPr>
-            <w:r>
-              <w:rPr>
-                <w:rFonts w:ascii="Aptos" w:hAnsi="Aptos"/>
-                <w:b/>
-                <w:i w:val="0"/>
-                <w:color w:val="1A1A1A"/>
-                <w:sz w:val="24"/>
-              </w:rPr>
-              <w:t xml:space="preserve">☐</w:t>
+                <w:color w:val="5E5E5E"/>
+                <w:sz w:val="16"/>
+              </w:rPr>
+              <w:t xml:space="preserve">Very confident</w:t>
             </w:r>
           </w:p>
         </w:tc>
@@ -4319,36 +5052,13 @@
     </w:tbl>
     <w:p>
       <w:pPr>
+        <w:keepNext/>
         <w:spacing w:after="0" w:line="160" w:lineRule="exact"/>
       </w:pPr>
       <w:r>
         <w:rPr>
           <w:sz w:val="4"/>
         </w:rPr>
-      </w:r>
-    </w:p>
-    <w:p>
-      <w:pPr>
-        <w:keepNext/>
-        <w:pBdr>
-          <w:top w:val="single" w:sz="4" w:space="4" w:color="007A3D"/>
-          <w:left w:val="single" w:sz="4" w:space="6" w:color="007A3D"/>
-          <w:bottom w:val="single" w:sz="4" w:space="4" w:color="007A3D"/>
-          <w:right w:val="single" w:sz="4" w:space="6" w:color="007A3D"/>
-        </w:pBdr>
-        <w:shd w:val="clear" w:color="auto" w:fill="007A3D"/>
-        <w:spacing w:before="200" w:after="120"/>
-        <w:ind w:left="68" w:right="68"/>
-      </w:pPr>
-      <w:r>
-        <w:rPr>
-          <w:rFonts w:ascii="Aptos Display" w:hAnsi="Aptos Display"/>
-          <w:b/>
-          <w:i w:val="0"/>
-          <w:color w:val="FFFFFF"/>
-          <w:sz w:val="27"/>
-        </w:rPr>
-        <w:t xml:space="preserve">9.  Exit Ticket</w:t>
       </w:r>
     </w:p>
     <w:tbl>
@@ -4459,7 +5169,6 @@
           </w:tcPr>
           <w:p>
             <w:pPr>
-              <w:keepNext/>
               <w:spacing w:after="0"/>
             </w:pPr>
             <w:r>
@@ -4492,7 +5201,6 @@
           </w:tcPr>
           <w:p>
             <w:pPr>
-              <w:keepNext/>
               <w:spacing w:after="0"/>
             </w:pPr>
             <w:r>
@@ -4504,77 +5212,6 @@
                 <w:sz w:val="20"/>
               </w:rPr>
               <w:t xml:space="preserve"/>
-            </w:r>
-          </w:p>
-        </w:tc>
-      </w:tr>
-      <w:tr>
-        <w:trPr>
-          <w:cantSplit/>
-          <w:trHeight w:val="623" w:hRule="atLeast"/>
-        </w:trPr>
-        <w:tc>
-          <w:tcPr>
-            <w:tcW w:type="dxa" w:w="3628"/>
-            <w:tcBorders>
-              <w:top w:val="single" w:sz="4" w:space="0" w:color="D9C58A"/>
-              <w:left w:val="single" w:sz="4" w:space="0" w:color="D9C58A"/>
-              <w:bottom w:val="single" w:sz="4" w:space="0" w:color="D9C58A"/>
-              <w:right w:val="single" w:sz="4" w:space="0" w:color="D9C58A"/>
-            </w:tcBorders>
-            <w:shd w:val="clear" w:color="auto" w:fill="DDF0E4"/>
-            <w:tcMar>
-              <w:top w:w="80" w:type="dxa"/>
-              <w:left w:w="140" w:type="dxa"/>
-              <w:bottom w:w="80" w:type="dxa"/>
-              <w:right w:w="140" w:type="dxa"/>
-            </w:tcMar>
-          </w:tcPr>
-          <w:p>
-            <w:pPr>
-              <w:spacing w:after="0"/>
-            </w:pPr>
-            <w:r>
-              <w:rPr>
-                <w:rFonts w:ascii="Aptos" w:hAnsi="Aptos"/>
-                <w:b/>
-                <w:i w:val="0"/>
-                <w:color w:val="007A3D"/>
-                <w:sz w:val="21"/>
-              </w:rPr>
-              <w:t xml:space="preserve">How confident am I explaining this story? Circle one.</w:t>
-            </w:r>
-          </w:p>
-        </w:tc>
-        <w:tc>
-          <w:tcPr>
-            <w:tcW w:type="dxa" w:w="5613"/>
-            <w:tcBorders>
-              <w:top w:val="single" w:sz="4" w:space="0" w:color="D9C58A"/>
-              <w:left w:val="single" w:sz="4" w:space="0" w:color="D9C58A"/>
-              <w:bottom w:val="single" w:sz="4" w:space="0" w:color="D9C58A"/>
-              <w:right w:val="single" w:sz="4" w:space="0" w:color="D9C58A"/>
-            </w:tcBorders>
-            <w:tcMar>
-              <w:top w:w="80" w:type="dxa"/>
-              <w:left w:w="140" w:type="dxa"/>
-              <w:bottom w:w="80" w:type="dxa"/>
-              <w:right w:w="140" w:type="dxa"/>
-            </w:tcMar>
-          </w:tcPr>
-          <w:p>
-            <w:pPr>
-              <w:spacing w:after="0"/>
-            </w:pPr>
-            <w:r>
-              <w:rPr>
-                <w:rFonts w:ascii="Aptos" w:hAnsi="Aptos"/>
-                <w:b w:val="0"/>
-                <w:i w:val="0"/>
-                <w:color w:val="1A1A1A"/>
-                <w:sz w:val="20"/>
-              </w:rPr>
-              <w:t xml:space="preserve">1        2        3        4        5</w:t>
             </w:r>
           </w:p>
         </w:tc>
